--- a/8 семестр/Управление IT/ЛР 5/УпрIT ЛР 5.docx
+++ b/8 семестр/Управление IT/ЛР 5/УпрIT ЛР 5.docx
@@ -405,25 +405,13 @@
         <w:t xml:space="preserve"> проект согласно варианту</w:t>
       </w:r>
       <w:r>
-        <w:t xml:space="preserve"> (вариант </w:t>
-      </w:r>
-      <w:r>
-        <w:t>6</w:t>
-      </w:r>
-      <w:r>
-        <w:t xml:space="preserve"> </w:t>
+        <w:t xml:space="preserve"> (вариант 6 </w:t>
       </w:r>
       <w:r>
         <w:sym w:font="Symbol" w:char="F02D"/>
       </w:r>
       <w:r>
-        <w:t xml:space="preserve"> «</w:t>
-      </w:r>
-      <w:r>
-        <w:t>Интернет-магазин детских товаров</w:t>
-      </w:r>
-      <w:r>
-        <w:t>»)</w:t>
+        <w:t xml:space="preserve"> «Интернет-магазин детских товаров»)</w:t>
       </w:r>
       <w:r>
         <w:t>;</w:t>
@@ -442,10 +430,7 @@
         <w:t>Разбить</w:t>
       </w:r>
       <w:r>
-        <w:t xml:space="preserve"> проект на задачи (при необходимости – на подзадачи)</w:t>
-      </w:r>
-      <w:r>
-        <w:t>;</w:t>
+        <w:t xml:space="preserve"> проект на задачи (при необходимости – на подзадачи);</w:t>
       </w:r>
     </w:p>
     <w:p>
@@ -461,10 +446,7 @@
         <w:t>Указать</w:t>
       </w:r>
       <w:r>
-        <w:t xml:space="preserve"> исполнителей для каждой задачи (подзадачи)</w:t>
-      </w:r>
-      <w:r>
-        <w:t>;</w:t>
+        <w:t xml:space="preserve"> исполнителей для каждой задачи (подзадачи);</w:t>
       </w:r>
     </w:p>
     <w:p>
@@ -480,10 +462,7 @@
         <w:t>Расставить</w:t>
       </w:r>
       <w:r>
-        <w:t xml:space="preserve"> приоритеты для каждой задачи (подзадачи)</w:t>
-      </w:r>
-      <w:r>
-        <w:t>;</w:t>
+        <w:t xml:space="preserve"> приоритеты для каждой задачи (подзадачи);</w:t>
       </w:r>
     </w:p>
     <w:p>
@@ -539,11 +518,6 @@
       </w:pPr>
     </w:p>
     <w:p>
-      <w:pPr>
-        <w:rPr>
-          <w:lang w:val="en-US"/>
-        </w:rPr>
-      </w:pPr>
       <w:r>
         <w:t xml:space="preserve">Для выполнения работы был выбрано </w:t>
       </w:r>
@@ -568,19 +542,7 @@
     </w:p>
     <w:p>
       <w:r>
-        <w:t xml:space="preserve">После регистрации был создан новый проект. </w:t>
-      </w:r>
-      <w:r>
-        <w:t xml:space="preserve">Тема проекта: </w:t>
-      </w:r>
-      <w:r>
-        <w:t>«</w:t>
-      </w:r>
-      <w:r>
-        <w:t>Интернет-магазин детских товаров</w:t>
-      </w:r>
-      <w:r>
-        <w:t xml:space="preserve">». </w:t>
+        <w:t xml:space="preserve">После регистрации был создан новый проект. Тема проекта: «Интернет-магазин детских товаров». </w:t>
       </w:r>
     </w:p>
     <w:p>
@@ -600,8 +562,8 @@
         </w:rPr>
         <w:lastRenderedPageBreak/>
         <w:drawing>
-          <wp:inline distT="0" distB="0" distL="0" distR="0" wp14:anchorId="4FC16B28" wp14:editId="3941A454">
-            <wp:extent cx="6299835" cy="3342005"/>
+          <wp:inline distT="0" distB="0" distL="0" distR="0" wp14:anchorId="4FC16B28" wp14:editId="24B0F9EA">
+            <wp:extent cx="6045200" cy="3206923"/>
             <wp:effectExtent l="0" t="0" r="0" b="0"/>
             <wp:docPr id="1818256002" name="Рисунок 1"/>
             <wp:cNvGraphicFramePr>
@@ -623,7 +585,7 @@
                   <pic:spPr>
                     <a:xfrm>
                       <a:off x="0" y="0"/>
-                      <a:ext cx="6299835" cy="3342005"/>
+                      <a:ext cx="6048305" cy="3208570"/>
                     </a:xfrm>
                     <a:prstGeom prst="rect">
                       <a:avLst/>
@@ -646,9 +608,2015 @@
       </w:r>
     </w:p>
     <w:p/>
+    <w:p>
+      <w:r>
+        <w:t>Далее п</w:t>
+      </w:r>
+      <w:r>
+        <w:t>роект был разбит на следующие основные задачи</w:t>
+      </w:r>
+      <w:r>
+        <w:t xml:space="preserve"> (для некоторых задач указаны подзадачи)</w:t>
+      </w:r>
+      <w:r>
+        <w:t>:</w:t>
+      </w:r>
+    </w:p>
+    <w:p>
+      <w:pPr>
+        <w:numPr>
+          <w:ilvl w:val="0"/>
+          <w:numId w:val="49"/>
+        </w:numPr>
+        <w:tabs>
+          <w:tab w:val="clear" w:pos="720"/>
+        </w:tabs>
+        <w:ind w:left="1134" w:hanging="425"/>
+      </w:pPr>
+      <w:r>
+        <w:t>Анализ требований</w:t>
+      </w:r>
+      <w:r>
+        <w:rPr>
+          <w:lang w:val="en-US"/>
+        </w:rPr>
+        <w:t>;</w:t>
+      </w:r>
+    </w:p>
+    <w:p>
+      <w:pPr>
+        <w:numPr>
+          <w:ilvl w:val="0"/>
+          <w:numId w:val="49"/>
+        </w:numPr>
+        <w:tabs>
+          <w:tab w:val="clear" w:pos="720"/>
+        </w:tabs>
+        <w:ind w:left="1134" w:hanging="425"/>
+      </w:pPr>
+      <w:r>
+        <w:t>Проектирование системы</w:t>
+      </w:r>
+      <w:r>
+        <w:t>:</w:t>
+      </w:r>
+    </w:p>
+    <w:p>
+      <w:pPr>
+        <w:numPr>
+          <w:ilvl w:val="1"/>
+          <w:numId w:val="49"/>
+        </w:numPr>
+        <w:ind w:left="1560" w:hanging="426"/>
+      </w:pPr>
+      <w:r>
+        <w:t xml:space="preserve">разработка </w:t>
+      </w:r>
+      <w:r>
+        <w:t xml:space="preserve">сетевой </w:t>
+      </w:r>
+      <w:r>
+        <w:t>архитектуры</w:t>
+      </w:r>
+      <w:r>
+        <w:rPr>
+          <w:lang w:val="en-US"/>
+        </w:rPr>
+        <w:t>;</w:t>
+      </w:r>
+    </w:p>
+    <w:p>
+      <w:pPr>
+        <w:numPr>
+          <w:ilvl w:val="1"/>
+          <w:numId w:val="49"/>
+        </w:numPr>
+        <w:ind w:left="1560" w:hanging="426"/>
+      </w:pPr>
+      <w:r>
+        <w:t>разработка структуры БД;</w:t>
+      </w:r>
+    </w:p>
+    <w:p>
+      <w:pPr>
+        <w:numPr>
+          <w:ilvl w:val="1"/>
+          <w:numId w:val="49"/>
+        </w:numPr>
+        <w:ind w:left="1560" w:hanging="426"/>
+      </w:pPr>
+      <w:r>
+        <w:t>определение структуры сайта;</w:t>
+      </w:r>
+    </w:p>
+    <w:p>
+      <w:pPr>
+        <w:numPr>
+          <w:ilvl w:val="0"/>
+          <w:numId w:val="49"/>
+        </w:numPr>
+        <w:tabs>
+          <w:tab w:val="clear" w:pos="720"/>
+        </w:tabs>
+        <w:ind w:left="1134" w:hanging="425"/>
+      </w:pPr>
+      <w:r>
+        <w:t>Разработка интерфейса (UI/UX)</w:t>
+      </w:r>
+      <w:r>
+        <w:rPr>
+          <w:lang w:val="en-US"/>
+        </w:rPr>
+        <w:t>;</w:t>
+      </w:r>
+    </w:p>
+    <w:p>
+      <w:pPr>
+        <w:numPr>
+          <w:ilvl w:val="0"/>
+          <w:numId w:val="49"/>
+        </w:numPr>
+        <w:tabs>
+          <w:tab w:val="clear" w:pos="720"/>
+        </w:tabs>
+        <w:ind w:left="1134" w:hanging="425"/>
+      </w:pPr>
+      <w:r>
+        <w:t>Разработка сервера (backend)</w:t>
+      </w:r>
+      <w:r>
+        <w:rPr>
+          <w:lang w:val="en-US"/>
+        </w:rPr>
+        <w:t>;</w:t>
+      </w:r>
+    </w:p>
+    <w:p>
+      <w:pPr>
+        <w:numPr>
+          <w:ilvl w:val="0"/>
+          <w:numId w:val="49"/>
+        </w:numPr>
+        <w:tabs>
+          <w:tab w:val="clear" w:pos="720"/>
+        </w:tabs>
+        <w:ind w:left="1134" w:hanging="425"/>
+      </w:pPr>
+      <w:r>
+        <w:t>Разработка клиента (fron</w:t>
+      </w:r>
+      <w:r>
+        <w:rPr>
+          <w:lang w:val="en-US"/>
+        </w:rPr>
+        <w:t>t</w:t>
+      </w:r>
+      <w:r>
+        <w:t>end)</w:t>
+      </w:r>
+      <w:r>
+        <w:t>:</w:t>
+      </w:r>
+    </w:p>
+    <w:p>
+      <w:pPr>
+        <w:numPr>
+          <w:ilvl w:val="1"/>
+          <w:numId w:val="49"/>
+        </w:numPr>
+        <w:ind w:left="1560" w:hanging="426"/>
+      </w:pPr>
+      <w:r>
+        <w:t>реализация каталога товаров;</w:t>
+      </w:r>
+    </w:p>
+    <w:p>
+      <w:pPr>
+        <w:numPr>
+          <w:ilvl w:val="1"/>
+          <w:numId w:val="49"/>
+        </w:numPr>
+        <w:ind w:left="1560" w:hanging="426"/>
+      </w:pPr>
+      <w:r>
+        <w:t>разработка страницы товара;</w:t>
+      </w:r>
+    </w:p>
+    <w:p>
+      <w:pPr>
+        <w:numPr>
+          <w:ilvl w:val="1"/>
+          <w:numId w:val="49"/>
+        </w:numPr>
+        <w:ind w:left="1560" w:hanging="426"/>
+      </w:pPr>
+      <w:r>
+        <w:t>реализация корзины;</w:t>
+      </w:r>
+    </w:p>
+    <w:p>
+      <w:pPr>
+        <w:numPr>
+          <w:ilvl w:val="1"/>
+          <w:numId w:val="49"/>
+        </w:numPr>
+        <w:ind w:left="1560" w:hanging="426"/>
+      </w:pPr>
+      <w:r>
+        <w:t>реализация личного кабинета;</w:t>
+      </w:r>
+    </w:p>
+    <w:p>
+      <w:pPr>
+        <w:numPr>
+          <w:ilvl w:val="0"/>
+          <w:numId w:val="49"/>
+        </w:numPr>
+        <w:tabs>
+          <w:tab w:val="clear" w:pos="720"/>
+        </w:tabs>
+        <w:ind w:left="1134" w:hanging="425"/>
+      </w:pPr>
+      <w:r>
+        <w:t>Реализация системы оплаты</w:t>
+      </w:r>
+      <w:r>
+        <w:rPr>
+          <w:lang w:val="en-US"/>
+        </w:rPr>
+        <w:t>;</w:t>
+      </w:r>
+    </w:p>
+    <w:p>
+      <w:pPr>
+        <w:numPr>
+          <w:ilvl w:val="0"/>
+          <w:numId w:val="49"/>
+        </w:numPr>
+        <w:tabs>
+          <w:tab w:val="clear" w:pos="720"/>
+        </w:tabs>
+        <w:ind w:left="1134" w:hanging="425"/>
+      </w:pPr>
+      <w:r>
+        <w:t>Тестирование</w:t>
+      </w:r>
+      <w:r>
+        <w:t>:</w:t>
+      </w:r>
+    </w:p>
+    <w:p>
+      <w:pPr>
+        <w:numPr>
+          <w:ilvl w:val="1"/>
+          <w:numId w:val="49"/>
+        </w:numPr>
+        <w:ind w:left="1560" w:hanging="426"/>
+      </w:pPr>
+      <w:r>
+        <w:t>тестирование функций;</w:t>
+      </w:r>
+    </w:p>
+    <w:p>
+      <w:pPr>
+        <w:numPr>
+          <w:ilvl w:val="1"/>
+          <w:numId w:val="49"/>
+        </w:numPr>
+        <w:ind w:left="1560" w:hanging="426"/>
+      </w:pPr>
+      <w:r>
+        <w:lastRenderedPageBreak/>
+        <w:t>тестирование интерфейса;</w:t>
+      </w:r>
+    </w:p>
+    <w:p>
+      <w:pPr>
+        <w:numPr>
+          <w:ilvl w:val="1"/>
+          <w:numId w:val="49"/>
+        </w:numPr>
+        <w:ind w:left="1560" w:hanging="426"/>
+      </w:pPr>
+      <w:r>
+        <w:t>и</w:t>
+      </w:r>
+      <w:r>
+        <w:t>справление выявленных ошибок;</w:t>
+      </w:r>
+    </w:p>
+    <w:p>
+      <w:pPr>
+        <w:numPr>
+          <w:ilvl w:val="0"/>
+          <w:numId w:val="49"/>
+        </w:numPr>
+        <w:tabs>
+          <w:tab w:val="clear" w:pos="720"/>
+        </w:tabs>
+        <w:ind w:left="1134" w:hanging="425"/>
+      </w:pPr>
+      <w:r>
+        <w:t>Передача проекта заказчику</w:t>
+      </w:r>
+      <w:r>
+        <w:rPr>
+          <w:lang w:val="en-US"/>
+        </w:rPr>
+        <w:t>;</w:t>
+      </w:r>
+    </w:p>
     <w:p/>
+    <w:p>
+      <w:r>
+        <w:t xml:space="preserve">В </w:t>
+      </w:r>
+      <w:r>
+        <w:rPr>
+          <w:lang w:val="en-US"/>
+        </w:rPr>
+        <w:t>Asana</w:t>
+      </w:r>
+      <w:r>
+        <w:t xml:space="preserve"> </w:t>
+      </w:r>
+      <w:r>
+        <w:t>была открыта панель со списком задач, куда были перенесены все расписанные выше этапы и подзадачи проекта</w:t>
+      </w:r>
+      <w:r>
+        <w:t xml:space="preserve"> (рисунок 3.2).</w:t>
+      </w:r>
+      <w:r>
+        <w:t xml:space="preserve"> Все задачи были помещены в группу «К исполнению».</w:t>
+      </w:r>
+    </w:p>
     <w:p/>
+    <w:p>
+      <w:pPr>
+        <w:ind w:firstLine="0"/>
+        <w:jc w:val="center"/>
+      </w:pPr>
+      <w:r>
+        <w:rPr>
+          <w:noProof/>
+        </w:rPr>
+        <w:drawing>
+          <wp:inline distT="0" distB="0" distL="0" distR="0" wp14:anchorId="7AC44395" wp14:editId="69C9C7CA">
+            <wp:extent cx="6108700" cy="3170416"/>
+            <wp:effectExtent l="0" t="0" r="0" b="0"/>
+            <wp:docPr id="721512880" name="Рисунок 1"/>
+            <wp:cNvGraphicFramePr>
+              <a:graphicFrameLocks xmlns:a="http://schemas.openxmlformats.org/drawingml/2006/main" noChangeAspect="1"/>
+            </wp:cNvGraphicFramePr>
+            <a:graphic xmlns:a="http://schemas.openxmlformats.org/drawingml/2006/main">
+              <a:graphicData uri="http://schemas.openxmlformats.org/drawingml/2006/picture">
+                <pic:pic xmlns:pic="http://schemas.openxmlformats.org/drawingml/2006/picture">
+                  <pic:nvPicPr>
+                    <pic:cNvPr id="721512880" name=""/>
+                    <pic:cNvPicPr/>
+                  </pic:nvPicPr>
+                  <pic:blipFill>
+                    <a:blip r:embed="rId9"/>
+                    <a:stretch>
+                      <a:fillRect/>
+                    </a:stretch>
+                  </pic:blipFill>
+                  <pic:spPr>
+                    <a:xfrm>
+                      <a:off x="0" y="0"/>
+                      <a:ext cx="6113360" cy="3172834"/>
+                    </a:xfrm>
+                    <a:prstGeom prst="rect">
+                      <a:avLst/>
+                    </a:prstGeom>
+                  </pic:spPr>
+                </pic:pic>
+              </a:graphicData>
+            </a:graphic>
+          </wp:inline>
+        </w:drawing>
+      </w:r>
+    </w:p>
+    <w:p>
+      <w:pPr>
+        <w:ind w:firstLine="0"/>
+        <w:jc w:val="center"/>
+      </w:pPr>
+      <w:r>
+        <w:t>Рисунок 3.2 – Заполнение списка задач и подзадач</w:t>
+      </w:r>
+    </w:p>
     <w:p/>
+    <w:p>
+      <w:r>
+        <w:t>Также в</w:t>
+      </w:r>
+      <w:r>
+        <w:t xml:space="preserve"> рамках проекта были определены роли участников команды</w:t>
+      </w:r>
+      <w:r>
+        <w:t>:</w:t>
+      </w:r>
+    </w:p>
+    <w:p>
+      <w:pPr>
+        <w:pStyle w:val="aa"/>
+        <w:numPr>
+          <w:ilvl w:val="0"/>
+          <w:numId w:val="52"/>
+        </w:numPr>
+        <w:ind w:left="1134" w:hanging="425"/>
+      </w:pPr>
+      <w:r>
+        <w:t>менеджер проекта;</w:t>
+      </w:r>
+    </w:p>
+    <w:p>
+      <w:pPr>
+        <w:pStyle w:val="aa"/>
+        <w:numPr>
+          <w:ilvl w:val="0"/>
+          <w:numId w:val="52"/>
+        </w:numPr>
+      </w:pPr>
+      <w:r>
+        <w:t>frontend-разработчик</w:t>
+      </w:r>
+      <w:r>
+        <w:t xml:space="preserve"> </w:t>
+      </w:r>
+      <w:r>
+        <w:t>(</w:t>
+      </w:r>
+      <w:r>
+        <w:t>+ дизайнер</w:t>
+      </w:r>
+      <w:r>
+        <w:t>)</w:t>
+      </w:r>
+      <w:r>
+        <w:t>;</w:t>
+      </w:r>
+    </w:p>
+    <w:p>
+      <w:pPr>
+        <w:pStyle w:val="aa"/>
+        <w:numPr>
+          <w:ilvl w:val="0"/>
+          <w:numId w:val="52"/>
+        </w:numPr>
+      </w:pPr>
+      <w:r>
+        <w:t>backend-разработчик;</w:t>
+      </w:r>
+    </w:p>
+    <w:p>
+      <w:pPr>
+        <w:pStyle w:val="aa"/>
+        <w:numPr>
+          <w:ilvl w:val="0"/>
+          <w:numId w:val="52"/>
+        </w:numPr>
+        <w:ind w:left="1134" w:hanging="425"/>
+      </w:pPr>
+      <w:r>
+        <w:t>тестировщик.</w:t>
+      </w:r>
+    </w:p>
+    <w:p>
+      <w:pPr>
+        <w:ind w:left="709" w:firstLine="0"/>
+      </w:pPr>
+    </w:p>
+    <w:p>
+      <w:r>
+        <w:t>Каждой крупной задаче проекта был назначен свой исполнитель и приоритет, а также календарные сроки исполнения. Полученные данные наглядно оформлены в таблице 3.1.</w:t>
+      </w:r>
+    </w:p>
+    <w:p/>
+    <w:p>
+      <w:r>
+        <w:lastRenderedPageBreak/>
+        <w:t>Таблица 3.1 – Планирование задач проекта</w:t>
+      </w:r>
+    </w:p>
+    <w:tbl>
+      <w:tblPr>
+        <w:tblStyle w:val="a5"/>
+        <w:tblW w:w="0" w:type="auto"/>
+        <w:tblLook w:val="04A0" w:firstRow="1" w:lastRow="0" w:firstColumn="1" w:lastColumn="0" w:noHBand="0" w:noVBand="1"/>
+      </w:tblPr>
+      <w:tblGrid>
+        <w:gridCol w:w="3227"/>
+        <w:gridCol w:w="1984"/>
+        <w:gridCol w:w="1418"/>
+        <w:gridCol w:w="1701"/>
+        <w:gridCol w:w="1701"/>
+      </w:tblGrid>
+      <w:tr>
+        <w:tc>
+          <w:tcPr>
+            <w:tcW w:w="3227" w:type="dxa"/>
+            <w:shd w:val="clear" w:color="auto" w:fill="D9D9D9" w:themeFill="background1" w:themeFillShade="D9"/>
+            <w:vAlign w:val="center"/>
+          </w:tcPr>
+          <w:p>
+            <w:pPr>
+              <w:spacing w:line="276" w:lineRule="auto"/>
+              <w:ind w:firstLine="0"/>
+              <w:jc w:val="center"/>
+              <w:rPr>
+                <w:rFonts w:cs="Times New Roman"/>
+                <w:b/>
+                <w:bCs/>
+                <w:sz w:val="22"/>
+              </w:rPr>
+            </w:pPr>
+            <w:r>
+              <w:rPr>
+                <w:b/>
+                <w:bCs/>
+                <w:sz w:val="22"/>
+              </w:rPr>
+              <w:t>Задача</w:t>
+            </w:r>
+          </w:p>
+        </w:tc>
+        <w:tc>
+          <w:tcPr>
+            <w:tcW w:w="1984" w:type="dxa"/>
+            <w:shd w:val="clear" w:color="auto" w:fill="D9D9D9" w:themeFill="background1" w:themeFillShade="D9"/>
+            <w:vAlign w:val="center"/>
+          </w:tcPr>
+          <w:p>
+            <w:pPr>
+              <w:spacing w:line="276" w:lineRule="auto"/>
+              <w:ind w:firstLine="0"/>
+              <w:jc w:val="center"/>
+              <w:rPr>
+                <w:rFonts w:cs="Times New Roman"/>
+                <w:b/>
+                <w:bCs/>
+                <w:sz w:val="22"/>
+              </w:rPr>
+            </w:pPr>
+            <w:r>
+              <w:rPr>
+                <w:b/>
+                <w:bCs/>
+                <w:sz w:val="22"/>
+              </w:rPr>
+              <w:t>Исполнитель</w:t>
+            </w:r>
+          </w:p>
+        </w:tc>
+        <w:tc>
+          <w:tcPr>
+            <w:tcW w:w="1418" w:type="dxa"/>
+            <w:shd w:val="clear" w:color="auto" w:fill="D9D9D9" w:themeFill="background1" w:themeFillShade="D9"/>
+            <w:vAlign w:val="center"/>
+          </w:tcPr>
+          <w:p>
+            <w:pPr>
+              <w:spacing w:line="276" w:lineRule="auto"/>
+              <w:ind w:firstLine="0"/>
+              <w:jc w:val="center"/>
+              <w:rPr>
+                <w:rFonts w:cs="Times New Roman"/>
+                <w:b/>
+                <w:bCs/>
+                <w:sz w:val="22"/>
+              </w:rPr>
+            </w:pPr>
+            <w:r>
+              <w:rPr>
+                <w:b/>
+                <w:bCs/>
+                <w:sz w:val="22"/>
+              </w:rPr>
+              <w:t>Приоритет</w:t>
+            </w:r>
+          </w:p>
+        </w:tc>
+        <w:tc>
+          <w:tcPr>
+            <w:tcW w:w="1701" w:type="dxa"/>
+            <w:shd w:val="clear" w:color="auto" w:fill="D9D9D9" w:themeFill="background1" w:themeFillShade="D9"/>
+            <w:vAlign w:val="center"/>
+          </w:tcPr>
+          <w:p>
+            <w:pPr>
+              <w:spacing w:line="276" w:lineRule="auto"/>
+              <w:ind w:firstLine="0"/>
+              <w:jc w:val="center"/>
+              <w:rPr>
+                <w:rFonts w:cs="Times New Roman"/>
+                <w:b/>
+                <w:bCs/>
+                <w:sz w:val="22"/>
+              </w:rPr>
+            </w:pPr>
+            <w:r>
+              <w:rPr>
+                <w:b/>
+                <w:bCs/>
+                <w:sz w:val="22"/>
+              </w:rPr>
+              <w:t>Начало</w:t>
+            </w:r>
+          </w:p>
+        </w:tc>
+        <w:tc>
+          <w:tcPr>
+            <w:tcW w:w="1701" w:type="dxa"/>
+            <w:shd w:val="clear" w:color="auto" w:fill="D9D9D9" w:themeFill="background1" w:themeFillShade="D9"/>
+            <w:vAlign w:val="center"/>
+          </w:tcPr>
+          <w:p>
+            <w:pPr>
+              <w:spacing w:line="276" w:lineRule="auto"/>
+              <w:ind w:firstLine="0"/>
+              <w:jc w:val="center"/>
+              <w:rPr>
+                <w:rFonts w:cs="Times New Roman"/>
+                <w:b/>
+                <w:bCs/>
+                <w:sz w:val="22"/>
+              </w:rPr>
+            </w:pPr>
+            <w:r>
+              <w:rPr>
+                <w:b/>
+                <w:bCs/>
+                <w:sz w:val="22"/>
+              </w:rPr>
+              <w:t>Окончание</w:t>
+            </w:r>
+          </w:p>
+        </w:tc>
+      </w:tr>
+      <w:tr>
+        <w:tc>
+          <w:tcPr>
+            <w:tcW w:w="3227" w:type="dxa"/>
+            <w:vAlign w:val="center"/>
+          </w:tcPr>
+          <w:p>
+            <w:pPr>
+              <w:spacing w:line="276" w:lineRule="auto"/>
+              <w:ind w:firstLine="0"/>
+              <w:jc w:val="left"/>
+              <w:rPr>
+                <w:rFonts w:cs="Times New Roman"/>
+                <w:sz w:val="22"/>
+              </w:rPr>
+            </w:pPr>
+            <w:r>
+              <w:rPr>
+                <w:sz w:val="22"/>
+              </w:rPr>
+              <w:t>Анализ требований</w:t>
+            </w:r>
+          </w:p>
+        </w:tc>
+        <w:tc>
+          <w:tcPr>
+            <w:tcW w:w="1984" w:type="dxa"/>
+            <w:vAlign w:val="center"/>
+          </w:tcPr>
+          <w:p>
+            <w:pPr>
+              <w:spacing w:line="276" w:lineRule="auto"/>
+              <w:ind w:firstLine="0"/>
+              <w:jc w:val="left"/>
+              <w:rPr>
+                <w:rFonts w:cs="Times New Roman"/>
+                <w:sz w:val="22"/>
+              </w:rPr>
+            </w:pPr>
+            <w:r>
+              <w:rPr>
+                <w:sz w:val="22"/>
+              </w:rPr>
+              <w:t>Менеджер</w:t>
+            </w:r>
+          </w:p>
+        </w:tc>
+        <w:tc>
+          <w:tcPr>
+            <w:tcW w:w="1418" w:type="dxa"/>
+            <w:vAlign w:val="center"/>
+          </w:tcPr>
+          <w:p>
+            <w:pPr>
+              <w:spacing w:line="276" w:lineRule="auto"/>
+              <w:ind w:firstLine="0"/>
+              <w:jc w:val="left"/>
+              <w:rPr>
+                <w:rFonts w:cs="Times New Roman"/>
+                <w:sz w:val="22"/>
+              </w:rPr>
+            </w:pPr>
+            <w:r>
+              <w:rPr>
+                <w:sz w:val="22"/>
+              </w:rPr>
+              <w:t>Средний</w:t>
+            </w:r>
+          </w:p>
+        </w:tc>
+        <w:tc>
+          <w:tcPr>
+            <w:tcW w:w="1701" w:type="dxa"/>
+            <w:vAlign w:val="center"/>
+          </w:tcPr>
+          <w:p>
+            <w:pPr>
+              <w:spacing w:line="276" w:lineRule="auto"/>
+              <w:ind w:firstLine="0"/>
+              <w:jc w:val="left"/>
+              <w:rPr>
+                <w:rFonts w:cs="Times New Roman"/>
+                <w:sz w:val="22"/>
+              </w:rPr>
+            </w:pPr>
+            <w:r>
+              <w:rPr>
+                <w:sz w:val="22"/>
+              </w:rPr>
+              <w:t>01.04.2026</w:t>
+            </w:r>
+          </w:p>
+        </w:tc>
+        <w:tc>
+          <w:tcPr>
+            <w:tcW w:w="1701" w:type="dxa"/>
+            <w:vAlign w:val="center"/>
+          </w:tcPr>
+          <w:p>
+            <w:pPr>
+              <w:spacing w:line="276" w:lineRule="auto"/>
+              <w:ind w:firstLine="0"/>
+              <w:jc w:val="left"/>
+              <w:rPr>
+                <w:rFonts w:cs="Times New Roman"/>
+                <w:sz w:val="22"/>
+              </w:rPr>
+            </w:pPr>
+            <w:r>
+              <w:rPr>
+                <w:sz w:val="22"/>
+              </w:rPr>
+              <w:t>0</w:t>
+            </w:r>
+            <w:r>
+              <w:rPr>
+                <w:sz w:val="22"/>
+              </w:rPr>
+              <w:t>2</w:t>
+            </w:r>
+            <w:r>
+              <w:rPr>
+                <w:sz w:val="22"/>
+              </w:rPr>
+              <w:t>.04.2026</w:t>
+            </w:r>
+          </w:p>
+        </w:tc>
+      </w:tr>
+      <w:tr>
+        <w:tc>
+          <w:tcPr>
+            <w:tcW w:w="3227" w:type="dxa"/>
+            <w:vAlign w:val="center"/>
+          </w:tcPr>
+          <w:p>
+            <w:pPr>
+              <w:spacing w:line="276" w:lineRule="auto"/>
+              <w:ind w:firstLine="0"/>
+              <w:jc w:val="left"/>
+              <w:rPr>
+                <w:rFonts w:cs="Times New Roman"/>
+                <w:sz w:val="22"/>
+              </w:rPr>
+            </w:pPr>
+            <w:r>
+              <w:rPr>
+                <w:sz w:val="22"/>
+              </w:rPr>
+              <w:t>Проектирование системы</w:t>
+            </w:r>
+          </w:p>
+        </w:tc>
+        <w:tc>
+          <w:tcPr>
+            <w:tcW w:w="1984" w:type="dxa"/>
+            <w:vAlign w:val="center"/>
+          </w:tcPr>
+          <w:p>
+            <w:pPr>
+              <w:spacing w:line="276" w:lineRule="auto"/>
+              <w:ind w:firstLine="0"/>
+              <w:jc w:val="left"/>
+              <w:rPr>
+                <w:rFonts w:cs="Times New Roman"/>
+                <w:sz w:val="22"/>
+              </w:rPr>
+            </w:pPr>
+            <w:r>
+              <w:rPr>
+                <w:sz w:val="22"/>
+              </w:rPr>
+              <w:t>Backend-разработчик</w:t>
+            </w:r>
+          </w:p>
+        </w:tc>
+        <w:tc>
+          <w:tcPr>
+            <w:tcW w:w="1418" w:type="dxa"/>
+            <w:vAlign w:val="center"/>
+          </w:tcPr>
+          <w:p>
+            <w:pPr>
+              <w:spacing w:line="276" w:lineRule="auto"/>
+              <w:ind w:firstLine="0"/>
+              <w:jc w:val="left"/>
+              <w:rPr>
+                <w:rFonts w:cs="Times New Roman"/>
+                <w:sz w:val="22"/>
+              </w:rPr>
+            </w:pPr>
+            <w:r>
+              <w:rPr>
+                <w:sz w:val="22"/>
+              </w:rPr>
+              <w:t>Высокий</w:t>
+            </w:r>
+          </w:p>
+        </w:tc>
+        <w:tc>
+          <w:tcPr>
+            <w:tcW w:w="1701" w:type="dxa"/>
+            <w:vAlign w:val="center"/>
+          </w:tcPr>
+          <w:p>
+            <w:pPr>
+              <w:spacing w:line="276" w:lineRule="auto"/>
+              <w:ind w:firstLine="0"/>
+              <w:jc w:val="left"/>
+              <w:rPr>
+                <w:rFonts w:cs="Times New Roman"/>
+                <w:sz w:val="22"/>
+              </w:rPr>
+            </w:pPr>
+            <w:r>
+              <w:rPr>
+                <w:sz w:val="22"/>
+              </w:rPr>
+              <w:t>0</w:t>
+            </w:r>
+            <w:r>
+              <w:rPr>
+                <w:sz w:val="22"/>
+              </w:rPr>
+              <w:t>3</w:t>
+            </w:r>
+            <w:r>
+              <w:rPr>
+                <w:sz w:val="22"/>
+              </w:rPr>
+              <w:t>.04.2026</w:t>
+            </w:r>
+          </w:p>
+        </w:tc>
+        <w:tc>
+          <w:tcPr>
+            <w:tcW w:w="1701" w:type="dxa"/>
+            <w:vAlign w:val="center"/>
+          </w:tcPr>
+          <w:p>
+            <w:pPr>
+              <w:spacing w:line="276" w:lineRule="auto"/>
+              <w:ind w:firstLine="0"/>
+              <w:jc w:val="left"/>
+              <w:rPr>
+                <w:rFonts w:cs="Times New Roman"/>
+                <w:sz w:val="22"/>
+              </w:rPr>
+            </w:pPr>
+            <w:r>
+              <w:rPr>
+                <w:sz w:val="22"/>
+              </w:rPr>
+              <w:t>10.04.2026</w:t>
+            </w:r>
+          </w:p>
+        </w:tc>
+      </w:tr>
+      <w:tr>
+        <w:tc>
+          <w:tcPr>
+            <w:tcW w:w="3227" w:type="dxa"/>
+            <w:vAlign w:val="center"/>
+          </w:tcPr>
+          <w:p>
+            <w:pPr>
+              <w:spacing w:line="276" w:lineRule="auto"/>
+              <w:ind w:firstLine="0"/>
+              <w:jc w:val="left"/>
+              <w:rPr>
+                <w:rFonts w:cs="Times New Roman"/>
+                <w:sz w:val="22"/>
+              </w:rPr>
+            </w:pPr>
+            <w:r>
+              <w:rPr>
+                <w:sz w:val="22"/>
+              </w:rPr>
+              <w:t>Разработка интерфейса (UI/UX)</w:t>
+            </w:r>
+          </w:p>
+        </w:tc>
+        <w:tc>
+          <w:tcPr>
+            <w:tcW w:w="1984" w:type="dxa"/>
+            <w:vAlign w:val="center"/>
+          </w:tcPr>
+          <w:p>
+            <w:pPr>
+              <w:spacing w:line="276" w:lineRule="auto"/>
+              <w:ind w:firstLine="0"/>
+              <w:jc w:val="left"/>
+              <w:rPr>
+                <w:rFonts w:cs="Times New Roman"/>
+                <w:sz w:val="22"/>
+              </w:rPr>
+            </w:pPr>
+            <w:r>
+              <w:rPr>
+                <w:sz w:val="22"/>
+              </w:rPr>
+              <w:t>Frontend-разработчик</w:t>
+            </w:r>
+          </w:p>
+        </w:tc>
+        <w:tc>
+          <w:tcPr>
+            <w:tcW w:w="1418" w:type="dxa"/>
+            <w:vAlign w:val="center"/>
+          </w:tcPr>
+          <w:p>
+            <w:pPr>
+              <w:spacing w:line="276" w:lineRule="auto"/>
+              <w:ind w:firstLine="0"/>
+              <w:jc w:val="left"/>
+              <w:rPr>
+                <w:rFonts w:cs="Times New Roman"/>
+                <w:sz w:val="22"/>
+              </w:rPr>
+            </w:pPr>
+            <w:r>
+              <w:rPr>
+                <w:sz w:val="22"/>
+              </w:rPr>
+              <w:t>Средний</w:t>
+            </w:r>
+          </w:p>
+        </w:tc>
+        <w:tc>
+          <w:tcPr>
+            <w:tcW w:w="1701" w:type="dxa"/>
+            <w:vAlign w:val="center"/>
+          </w:tcPr>
+          <w:p>
+            <w:pPr>
+              <w:spacing w:line="276" w:lineRule="auto"/>
+              <w:ind w:firstLine="0"/>
+              <w:jc w:val="left"/>
+              <w:rPr>
+                <w:rFonts w:cs="Times New Roman"/>
+                <w:sz w:val="22"/>
+              </w:rPr>
+            </w:pPr>
+            <w:r>
+              <w:rPr>
+                <w:sz w:val="22"/>
+              </w:rPr>
+              <w:t>1</w:t>
+            </w:r>
+            <w:r>
+              <w:rPr>
+                <w:sz w:val="22"/>
+              </w:rPr>
+              <w:t>3</w:t>
+            </w:r>
+            <w:r>
+              <w:rPr>
+                <w:sz w:val="22"/>
+              </w:rPr>
+              <w:t>.04.2026</w:t>
+            </w:r>
+          </w:p>
+        </w:tc>
+        <w:tc>
+          <w:tcPr>
+            <w:tcW w:w="1701" w:type="dxa"/>
+            <w:vAlign w:val="center"/>
+          </w:tcPr>
+          <w:p>
+            <w:pPr>
+              <w:spacing w:line="276" w:lineRule="auto"/>
+              <w:ind w:firstLine="0"/>
+              <w:jc w:val="left"/>
+              <w:rPr>
+                <w:rFonts w:cs="Times New Roman"/>
+                <w:sz w:val="22"/>
+              </w:rPr>
+            </w:pPr>
+            <w:r>
+              <w:rPr>
+                <w:sz w:val="22"/>
+              </w:rPr>
+              <w:t>17.04.2026</w:t>
+            </w:r>
+          </w:p>
+        </w:tc>
+      </w:tr>
+      <w:tr>
+        <w:tc>
+          <w:tcPr>
+            <w:tcW w:w="3227" w:type="dxa"/>
+            <w:vAlign w:val="center"/>
+          </w:tcPr>
+          <w:p>
+            <w:pPr>
+              <w:spacing w:line="276" w:lineRule="auto"/>
+              <w:ind w:firstLine="0"/>
+              <w:jc w:val="left"/>
+              <w:rPr>
+                <w:rFonts w:cs="Times New Roman"/>
+                <w:sz w:val="22"/>
+              </w:rPr>
+            </w:pPr>
+            <w:r>
+              <w:rPr>
+                <w:sz w:val="22"/>
+              </w:rPr>
+              <w:t>Разработка сервера (backend)</w:t>
+            </w:r>
+          </w:p>
+        </w:tc>
+        <w:tc>
+          <w:tcPr>
+            <w:tcW w:w="1984" w:type="dxa"/>
+            <w:vAlign w:val="center"/>
+          </w:tcPr>
+          <w:p>
+            <w:pPr>
+              <w:spacing w:line="276" w:lineRule="auto"/>
+              <w:ind w:firstLine="0"/>
+              <w:jc w:val="left"/>
+              <w:rPr>
+                <w:rFonts w:cs="Times New Roman"/>
+                <w:sz w:val="22"/>
+              </w:rPr>
+            </w:pPr>
+            <w:r>
+              <w:rPr>
+                <w:sz w:val="22"/>
+              </w:rPr>
+              <w:t>Backend-разработчик</w:t>
+            </w:r>
+          </w:p>
+        </w:tc>
+        <w:tc>
+          <w:tcPr>
+            <w:tcW w:w="1418" w:type="dxa"/>
+            <w:vAlign w:val="center"/>
+          </w:tcPr>
+          <w:p>
+            <w:pPr>
+              <w:spacing w:line="276" w:lineRule="auto"/>
+              <w:ind w:firstLine="0"/>
+              <w:jc w:val="left"/>
+              <w:rPr>
+                <w:rFonts w:cs="Times New Roman"/>
+                <w:sz w:val="22"/>
+              </w:rPr>
+            </w:pPr>
+            <w:r>
+              <w:rPr>
+                <w:sz w:val="22"/>
+              </w:rPr>
+              <w:t>Высокий</w:t>
+            </w:r>
+          </w:p>
+        </w:tc>
+        <w:tc>
+          <w:tcPr>
+            <w:tcW w:w="1701" w:type="dxa"/>
+            <w:vAlign w:val="center"/>
+          </w:tcPr>
+          <w:p>
+            <w:pPr>
+              <w:spacing w:line="276" w:lineRule="auto"/>
+              <w:ind w:firstLine="0"/>
+              <w:jc w:val="left"/>
+              <w:rPr>
+                <w:rFonts w:cs="Times New Roman"/>
+                <w:sz w:val="22"/>
+              </w:rPr>
+            </w:pPr>
+            <w:r>
+              <w:rPr>
+                <w:sz w:val="22"/>
+              </w:rPr>
+              <w:t>1</w:t>
+            </w:r>
+            <w:r>
+              <w:rPr>
+                <w:sz w:val="22"/>
+              </w:rPr>
+              <w:t>3</w:t>
+            </w:r>
+            <w:r>
+              <w:rPr>
+                <w:sz w:val="22"/>
+              </w:rPr>
+              <w:t>.04.2026</w:t>
+            </w:r>
+          </w:p>
+        </w:tc>
+        <w:tc>
+          <w:tcPr>
+            <w:tcW w:w="1701" w:type="dxa"/>
+            <w:vAlign w:val="center"/>
+          </w:tcPr>
+          <w:p>
+            <w:pPr>
+              <w:spacing w:line="276" w:lineRule="auto"/>
+              <w:ind w:firstLine="0"/>
+              <w:jc w:val="left"/>
+              <w:rPr>
+                <w:rFonts w:cs="Times New Roman"/>
+                <w:sz w:val="22"/>
+              </w:rPr>
+            </w:pPr>
+            <w:r>
+              <w:rPr>
+                <w:sz w:val="22"/>
+              </w:rPr>
+              <w:t>2</w:t>
+            </w:r>
+            <w:r>
+              <w:rPr>
+                <w:sz w:val="22"/>
+              </w:rPr>
+              <w:t>4</w:t>
+            </w:r>
+            <w:r>
+              <w:rPr>
+                <w:sz w:val="22"/>
+              </w:rPr>
+              <w:t>.04.2026</w:t>
+            </w:r>
+          </w:p>
+        </w:tc>
+      </w:tr>
+      <w:tr>
+        <w:tc>
+          <w:tcPr>
+            <w:tcW w:w="3227" w:type="dxa"/>
+            <w:vAlign w:val="center"/>
+          </w:tcPr>
+          <w:p>
+            <w:pPr>
+              <w:spacing w:line="276" w:lineRule="auto"/>
+              <w:ind w:firstLine="0"/>
+              <w:jc w:val="left"/>
+              <w:rPr>
+                <w:rFonts w:cs="Times New Roman"/>
+                <w:sz w:val="22"/>
+              </w:rPr>
+            </w:pPr>
+            <w:r>
+              <w:rPr>
+                <w:sz w:val="22"/>
+              </w:rPr>
+              <w:t>Разработка клиента (frontend)</w:t>
+            </w:r>
+          </w:p>
+        </w:tc>
+        <w:tc>
+          <w:tcPr>
+            <w:tcW w:w="1984" w:type="dxa"/>
+            <w:vAlign w:val="center"/>
+          </w:tcPr>
+          <w:p>
+            <w:pPr>
+              <w:spacing w:line="276" w:lineRule="auto"/>
+              <w:ind w:firstLine="0"/>
+              <w:jc w:val="left"/>
+              <w:rPr>
+                <w:rFonts w:cs="Times New Roman"/>
+                <w:sz w:val="22"/>
+              </w:rPr>
+            </w:pPr>
+            <w:r>
+              <w:rPr>
+                <w:sz w:val="22"/>
+              </w:rPr>
+              <w:t>Frontend-разработчик</w:t>
+            </w:r>
+          </w:p>
+        </w:tc>
+        <w:tc>
+          <w:tcPr>
+            <w:tcW w:w="1418" w:type="dxa"/>
+            <w:vAlign w:val="center"/>
+          </w:tcPr>
+          <w:p>
+            <w:pPr>
+              <w:spacing w:line="276" w:lineRule="auto"/>
+              <w:ind w:firstLine="0"/>
+              <w:jc w:val="left"/>
+              <w:rPr>
+                <w:rFonts w:cs="Times New Roman"/>
+                <w:sz w:val="22"/>
+              </w:rPr>
+            </w:pPr>
+            <w:r>
+              <w:rPr>
+                <w:sz w:val="22"/>
+              </w:rPr>
+              <w:t>Высокий</w:t>
+            </w:r>
+          </w:p>
+        </w:tc>
+        <w:tc>
+          <w:tcPr>
+            <w:tcW w:w="1701" w:type="dxa"/>
+            <w:vAlign w:val="center"/>
+          </w:tcPr>
+          <w:p>
+            <w:pPr>
+              <w:spacing w:line="276" w:lineRule="auto"/>
+              <w:ind w:firstLine="0"/>
+              <w:jc w:val="left"/>
+              <w:rPr>
+                <w:rFonts w:cs="Times New Roman"/>
+                <w:sz w:val="22"/>
+              </w:rPr>
+            </w:pPr>
+            <w:r>
+              <w:rPr>
+                <w:sz w:val="22"/>
+              </w:rPr>
+              <w:t>1</w:t>
+            </w:r>
+            <w:r>
+              <w:rPr>
+                <w:sz w:val="22"/>
+              </w:rPr>
+              <w:t>3</w:t>
+            </w:r>
+            <w:r>
+              <w:rPr>
+                <w:sz w:val="22"/>
+              </w:rPr>
+              <w:t>.04.2026</w:t>
+            </w:r>
+          </w:p>
+        </w:tc>
+        <w:tc>
+          <w:tcPr>
+            <w:tcW w:w="1701" w:type="dxa"/>
+            <w:vAlign w:val="center"/>
+          </w:tcPr>
+          <w:p>
+            <w:pPr>
+              <w:spacing w:line="276" w:lineRule="auto"/>
+              <w:ind w:firstLine="0"/>
+              <w:jc w:val="left"/>
+              <w:rPr>
+                <w:rFonts w:cs="Times New Roman"/>
+                <w:sz w:val="22"/>
+              </w:rPr>
+            </w:pPr>
+            <w:r>
+              <w:rPr>
+                <w:sz w:val="22"/>
+              </w:rPr>
+              <w:t>2</w:t>
+            </w:r>
+            <w:r>
+              <w:rPr>
+                <w:sz w:val="22"/>
+              </w:rPr>
+              <w:t>4</w:t>
+            </w:r>
+            <w:r>
+              <w:rPr>
+                <w:sz w:val="22"/>
+              </w:rPr>
+              <w:t>.04.2026</w:t>
+            </w:r>
+          </w:p>
+        </w:tc>
+      </w:tr>
+      <w:tr>
+        <w:tc>
+          <w:tcPr>
+            <w:tcW w:w="3227" w:type="dxa"/>
+            <w:vAlign w:val="center"/>
+          </w:tcPr>
+          <w:p>
+            <w:pPr>
+              <w:spacing w:line="276" w:lineRule="auto"/>
+              <w:ind w:firstLine="0"/>
+              <w:jc w:val="left"/>
+              <w:rPr>
+                <w:rFonts w:cs="Times New Roman"/>
+                <w:sz w:val="22"/>
+              </w:rPr>
+            </w:pPr>
+            <w:r>
+              <w:rPr>
+                <w:sz w:val="22"/>
+              </w:rPr>
+              <w:t>Реализация системы оплаты</w:t>
+            </w:r>
+          </w:p>
+        </w:tc>
+        <w:tc>
+          <w:tcPr>
+            <w:tcW w:w="1984" w:type="dxa"/>
+            <w:vAlign w:val="center"/>
+          </w:tcPr>
+          <w:p>
+            <w:pPr>
+              <w:spacing w:line="276" w:lineRule="auto"/>
+              <w:ind w:firstLine="0"/>
+              <w:jc w:val="left"/>
+              <w:rPr>
+                <w:rFonts w:cs="Times New Roman"/>
+                <w:sz w:val="22"/>
+              </w:rPr>
+            </w:pPr>
+            <w:r>
+              <w:rPr>
+                <w:sz w:val="22"/>
+              </w:rPr>
+              <w:t>Backend-разработчик</w:t>
+            </w:r>
+          </w:p>
+        </w:tc>
+        <w:tc>
+          <w:tcPr>
+            <w:tcW w:w="1418" w:type="dxa"/>
+            <w:vAlign w:val="center"/>
+          </w:tcPr>
+          <w:p>
+            <w:pPr>
+              <w:spacing w:line="276" w:lineRule="auto"/>
+              <w:ind w:firstLine="0"/>
+              <w:jc w:val="left"/>
+              <w:rPr>
+                <w:rFonts w:cs="Times New Roman"/>
+                <w:sz w:val="22"/>
+              </w:rPr>
+            </w:pPr>
+            <w:r>
+              <w:rPr>
+                <w:sz w:val="22"/>
+              </w:rPr>
+              <w:t>Средний</w:t>
+            </w:r>
+          </w:p>
+        </w:tc>
+        <w:tc>
+          <w:tcPr>
+            <w:tcW w:w="1701" w:type="dxa"/>
+            <w:vAlign w:val="center"/>
+          </w:tcPr>
+          <w:p>
+            <w:pPr>
+              <w:spacing w:line="276" w:lineRule="auto"/>
+              <w:ind w:firstLine="0"/>
+              <w:jc w:val="left"/>
+              <w:rPr>
+                <w:rFonts w:cs="Times New Roman"/>
+                <w:sz w:val="22"/>
+              </w:rPr>
+            </w:pPr>
+            <w:r>
+              <w:rPr>
+                <w:sz w:val="22"/>
+              </w:rPr>
+              <w:t>2</w:t>
+            </w:r>
+            <w:r>
+              <w:rPr>
+                <w:sz w:val="22"/>
+              </w:rPr>
+              <w:t>7</w:t>
+            </w:r>
+            <w:r>
+              <w:rPr>
+                <w:sz w:val="22"/>
+              </w:rPr>
+              <w:t>.04.2026</w:t>
+            </w:r>
+          </w:p>
+        </w:tc>
+        <w:tc>
+          <w:tcPr>
+            <w:tcW w:w="1701" w:type="dxa"/>
+            <w:vAlign w:val="center"/>
+          </w:tcPr>
+          <w:p>
+            <w:pPr>
+              <w:spacing w:line="276" w:lineRule="auto"/>
+              <w:ind w:firstLine="0"/>
+              <w:jc w:val="left"/>
+              <w:rPr>
+                <w:rFonts w:cs="Times New Roman"/>
+                <w:sz w:val="22"/>
+              </w:rPr>
+            </w:pPr>
+            <w:r>
+              <w:rPr>
+                <w:sz w:val="22"/>
+              </w:rPr>
+              <w:t>2</w:t>
+            </w:r>
+            <w:r>
+              <w:rPr>
+                <w:sz w:val="22"/>
+              </w:rPr>
+              <w:t>9</w:t>
+            </w:r>
+            <w:r>
+              <w:rPr>
+                <w:sz w:val="22"/>
+              </w:rPr>
+              <w:t>.04.2026</w:t>
+            </w:r>
+          </w:p>
+        </w:tc>
+      </w:tr>
+      <w:tr>
+        <w:tc>
+          <w:tcPr>
+            <w:tcW w:w="3227" w:type="dxa"/>
+            <w:vAlign w:val="center"/>
+          </w:tcPr>
+          <w:p>
+            <w:pPr>
+              <w:spacing w:line="276" w:lineRule="auto"/>
+              <w:ind w:firstLine="0"/>
+              <w:jc w:val="left"/>
+              <w:rPr>
+                <w:rFonts w:cs="Times New Roman"/>
+                <w:sz w:val="22"/>
+              </w:rPr>
+            </w:pPr>
+            <w:r>
+              <w:rPr>
+                <w:sz w:val="22"/>
+              </w:rPr>
+              <w:t>Тестирование</w:t>
+            </w:r>
+          </w:p>
+        </w:tc>
+        <w:tc>
+          <w:tcPr>
+            <w:tcW w:w="1984" w:type="dxa"/>
+            <w:vAlign w:val="center"/>
+          </w:tcPr>
+          <w:p>
+            <w:pPr>
+              <w:spacing w:line="276" w:lineRule="auto"/>
+              <w:ind w:firstLine="0"/>
+              <w:jc w:val="left"/>
+              <w:rPr>
+                <w:rFonts w:cs="Times New Roman"/>
+                <w:sz w:val="22"/>
+              </w:rPr>
+            </w:pPr>
+            <w:r>
+              <w:rPr>
+                <w:sz w:val="22"/>
+              </w:rPr>
+              <w:t>Тестировщик</w:t>
+            </w:r>
+          </w:p>
+        </w:tc>
+        <w:tc>
+          <w:tcPr>
+            <w:tcW w:w="1418" w:type="dxa"/>
+            <w:vAlign w:val="center"/>
+          </w:tcPr>
+          <w:p>
+            <w:pPr>
+              <w:spacing w:line="276" w:lineRule="auto"/>
+              <w:ind w:firstLine="0"/>
+              <w:jc w:val="left"/>
+              <w:rPr>
+                <w:rFonts w:cs="Times New Roman"/>
+                <w:sz w:val="22"/>
+              </w:rPr>
+            </w:pPr>
+            <w:r>
+              <w:rPr>
+                <w:sz w:val="22"/>
+              </w:rPr>
+              <w:t>Средний</w:t>
+            </w:r>
+          </w:p>
+        </w:tc>
+        <w:tc>
+          <w:tcPr>
+            <w:tcW w:w="1701" w:type="dxa"/>
+            <w:vAlign w:val="center"/>
+          </w:tcPr>
+          <w:p>
+            <w:pPr>
+              <w:spacing w:line="276" w:lineRule="auto"/>
+              <w:ind w:firstLine="0"/>
+              <w:jc w:val="left"/>
+              <w:rPr>
+                <w:rFonts w:cs="Times New Roman"/>
+                <w:sz w:val="22"/>
+              </w:rPr>
+            </w:pPr>
+            <w:r>
+              <w:rPr>
+                <w:sz w:val="22"/>
+              </w:rPr>
+              <w:t>2</w:t>
+            </w:r>
+            <w:r>
+              <w:rPr>
+                <w:sz w:val="22"/>
+              </w:rPr>
+              <w:t>7</w:t>
+            </w:r>
+            <w:r>
+              <w:rPr>
+                <w:sz w:val="22"/>
+              </w:rPr>
+              <w:t>.04.2026</w:t>
+            </w:r>
+          </w:p>
+        </w:tc>
+        <w:tc>
+          <w:tcPr>
+            <w:tcW w:w="1701" w:type="dxa"/>
+            <w:vAlign w:val="center"/>
+          </w:tcPr>
+          <w:p>
+            <w:pPr>
+              <w:spacing w:line="276" w:lineRule="auto"/>
+              <w:ind w:firstLine="0"/>
+              <w:jc w:val="left"/>
+              <w:rPr>
+                <w:rFonts w:cs="Times New Roman"/>
+                <w:sz w:val="22"/>
+              </w:rPr>
+            </w:pPr>
+            <w:r>
+              <w:rPr>
+                <w:sz w:val="22"/>
+              </w:rPr>
+              <w:t>0</w:t>
+            </w:r>
+            <w:r>
+              <w:rPr>
+                <w:sz w:val="22"/>
+              </w:rPr>
+              <w:t>7</w:t>
+            </w:r>
+            <w:r>
+              <w:rPr>
+                <w:sz w:val="22"/>
+              </w:rPr>
+              <w:t>.05.2026</w:t>
+            </w:r>
+          </w:p>
+        </w:tc>
+      </w:tr>
+      <w:tr>
+        <w:tc>
+          <w:tcPr>
+            <w:tcW w:w="3227" w:type="dxa"/>
+            <w:vAlign w:val="center"/>
+          </w:tcPr>
+          <w:p>
+            <w:pPr>
+              <w:spacing w:line="276" w:lineRule="auto"/>
+              <w:ind w:firstLine="0"/>
+              <w:jc w:val="left"/>
+              <w:rPr>
+                <w:rFonts w:cs="Times New Roman"/>
+                <w:sz w:val="22"/>
+              </w:rPr>
+            </w:pPr>
+            <w:r>
+              <w:rPr>
+                <w:sz w:val="22"/>
+              </w:rPr>
+              <w:t>Передача проекта заказчику</w:t>
+            </w:r>
+          </w:p>
+        </w:tc>
+        <w:tc>
+          <w:tcPr>
+            <w:tcW w:w="1984" w:type="dxa"/>
+            <w:vAlign w:val="center"/>
+          </w:tcPr>
+          <w:p>
+            <w:pPr>
+              <w:spacing w:line="276" w:lineRule="auto"/>
+              <w:ind w:firstLine="0"/>
+              <w:jc w:val="left"/>
+              <w:rPr>
+                <w:rFonts w:cs="Times New Roman"/>
+                <w:sz w:val="22"/>
+              </w:rPr>
+            </w:pPr>
+            <w:r>
+              <w:rPr>
+                <w:sz w:val="22"/>
+              </w:rPr>
+              <w:t>Менеджер</w:t>
+            </w:r>
+          </w:p>
+        </w:tc>
+        <w:tc>
+          <w:tcPr>
+            <w:tcW w:w="1418" w:type="dxa"/>
+            <w:vAlign w:val="center"/>
+          </w:tcPr>
+          <w:p>
+            <w:pPr>
+              <w:spacing w:line="276" w:lineRule="auto"/>
+              <w:ind w:firstLine="0"/>
+              <w:jc w:val="left"/>
+              <w:rPr>
+                <w:rFonts w:cs="Times New Roman"/>
+                <w:sz w:val="22"/>
+              </w:rPr>
+            </w:pPr>
+            <w:r>
+              <w:rPr>
+                <w:rFonts w:cs="Times New Roman"/>
+                <w:sz w:val="22"/>
+              </w:rPr>
+              <w:t>Низкий</w:t>
+            </w:r>
+          </w:p>
+        </w:tc>
+        <w:tc>
+          <w:tcPr>
+            <w:tcW w:w="1701" w:type="dxa"/>
+            <w:vAlign w:val="center"/>
+          </w:tcPr>
+          <w:p>
+            <w:pPr>
+              <w:spacing w:line="276" w:lineRule="auto"/>
+              <w:ind w:firstLine="0"/>
+              <w:jc w:val="left"/>
+              <w:rPr>
+                <w:rFonts w:cs="Times New Roman"/>
+                <w:sz w:val="22"/>
+              </w:rPr>
+            </w:pPr>
+            <w:r>
+              <w:rPr>
+                <w:sz w:val="22"/>
+              </w:rPr>
+              <w:t>0</w:t>
+            </w:r>
+            <w:r>
+              <w:rPr>
+                <w:sz w:val="22"/>
+              </w:rPr>
+              <w:t>8</w:t>
+            </w:r>
+            <w:r>
+              <w:rPr>
+                <w:sz w:val="22"/>
+              </w:rPr>
+              <w:t>.05.2026</w:t>
+            </w:r>
+          </w:p>
+        </w:tc>
+        <w:tc>
+          <w:tcPr>
+            <w:tcW w:w="1701" w:type="dxa"/>
+            <w:vAlign w:val="center"/>
+          </w:tcPr>
+          <w:p>
+            <w:pPr>
+              <w:spacing w:line="276" w:lineRule="auto"/>
+              <w:ind w:firstLine="0"/>
+              <w:jc w:val="left"/>
+              <w:rPr>
+                <w:rFonts w:cs="Times New Roman"/>
+                <w:sz w:val="22"/>
+              </w:rPr>
+            </w:pPr>
+            <w:r>
+              <w:rPr>
+                <w:sz w:val="22"/>
+              </w:rPr>
+              <w:t>0</w:t>
+            </w:r>
+            <w:r>
+              <w:rPr>
+                <w:sz w:val="22"/>
+              </w:rPr>
+              <w:t>8</w:t>
+            </w:r>
+            <w:r>
+              <w:rPr>
+                <w:sz w:val="22"/>
+              </w:rPr>
+              <w:t>.05.2026</w:t>
+            </w:r>
+          </w:p>
+        </w:tc>
+      </w:tr>
+    </w:tbl>
+    <w:p>
+      <w:pPr>
+        <w:ind w:firstLine="0"/>
+      </w:pPr>
+    </w:p>
+    <w:p>
+      <w:r>
+        <w:t xml:space="preserve">В системе </w:t>
+      </w:r>
+      <w:r>
+        <w:rPr>
+          <w:lang w:val="en-US"/>
+        </w:rPr>
+        <w:t>Asana</w:t>
+      </w:r>
+      <w:r>
+        <w:t xml:space="preserve"> </w:t>
+      </w:r>
+      <w:r>
+        <w:t>роли в команде и исполнителей можно назначать исключительно с привязкой к аккаунту. Поскольку пригласить некого (работа выполняется в одиночку), команда проекта ограничена одним участником – менеджер (рисунок 3.3).</w:t>
+      </w:r>
+    </w:p>
+    <w:p/>
+    <w:p>
+      <w:pPr>
+        <w:ind w:firstLine="0"/>
+        <w:jc w:val="center"/>
+      </w:pPr>
+      <w:r>
+        <w:rPr>
+          <w:noProof/>
+        </w:rPr>
+        <w:drawing>
+          <wp:inline distT="0" distB="0" distL="0" distR="0" wp14:anchorId="7390882A" wp14:editId="380CEF77">
+            <wp:extent cx="3136900" cy="864932"/>
+            <wp:effectExtent l="0" t="0" r="0" b="0"/>
+            <wp:docPr id="434706034" name="Рисунок 1"/>
+            <wp:cNvGraphicFramePr>
+              <a:graphicFrameLocks xmlns:a="http://schemas.openxmlformats.org/drawingml/2006/main" noChangeAspect="1"/>
+            </wp:cNvGraphicFramePr>
+            <a:graphic xmlns:a="http://schemas.openxmlformats.org/drawingml/2006/main">
+              <a:graphicData uri="http://schemas.openxmlformats.org/drawingml/2006/picture">
+                <pic:pic xmlns:pic="http://schemas.openxmlformats.org/drawingml/2006/picture">
+                  <pic:nvPicPr>
+                    <pic:cNvPr id="434706034" name=""/>
+                    <pic:cNvPicPr/>
+                  </pic:nvPicPr>
+                  <pic:blipFill>
+                    <a:blip r:embed="rId10"/>
+                    <a:stretch>
+                      <a:fillRect/>
+                    </a:stretch>
+                  </pic:blipFill>
+                  <pic:spPr>
+                    <a:xfrm>
+                      <a:off x="0" y="0"/>
+                      <a:ext cx="3136900" cy="864932"/>
+                    </a:xfrm>
+                    <a:prstGeom prst="rect">
+                      <a:avLst/>
+                    </a:prstGeom>
+                  </pic:spPr>
+                </pic:pic>
+              </a:graphicData>
+            </a:graphic>
+          </wp:inline>
+        </w:drawing>
+      </w:r>
+    </w:p>
+    <w:p>
+      <w:pPr>
+        <w:ind w:firstLine="0"/>
+        <w:jc w:val="center"/>
+      </w:pPr>
+      <w:r>
+        <w:t>Рисунок 3.3 – Роли участников проекта</w:t>
+      </w:r>
+    </w:p>
+    <w:p>
+      <w:pPr>
+        <w:rPr>
+          <w:lang w:val="en-US"/>
+        </w:rPr>
+      </w:pPr>
+    </w:p>
+    <w:p>
+      <w:r>
+        <w:t xml:space="preserve">Наконец, приоритеты задач и сроки их выполнениях были </w:t>
+      </w:r>
+      <w:r>
+        <w:t>зан</w:t>
+      </w:r>
+      <w:r>
+        <w:t xml:space="preserve">есены в список задач проекта </w:t>
+      </w:r>
+      <w:r>
+        <w:rPr>
+          <w:lang w:val="en-US"/>
+        </w:rPr>
+        <w:t>Asana</w:t>
+      </w:r>
+      <w:r>
+        <w:t xml:space="preserve"> (</w:t>
+      </w:r>
+      <w:r>
+        <w:t>рисунок 3.4).</w:t>
+      </w:r>
+      <w:r>
+        <w:t xml:space="preserve"> Также сервис позволяет настраивать описания и вложения задач, указывать их зависимости – одна задача не может быть выполнена прежде другой.</w:t>
+      </w:r>
+    </w:p>
+    <w:p/>
+    <w:p>
+      <w:pPr>
+        <w:ind w:firstLine="0"/>
+        <w:jc w:val="center"/>
+      </w:pPr>
+      <w:r>
+        <w:lastRenderedPageBreak/>
+        <w:drawing>
+          <wp:inline distT="0" distB="0" distL="0" distR="0" wp14:anchorId="519847D5" wp14:editId="0D700B30">
+            <wp:extent cx="6299835" cy="2479040"/>
+            <wp:effectExtent l="0" t="0" r="0" b="0"/>
+            <wp:docPr id="895404990" name="Рисунок 1"/>
+            <wp:cNvGraphicFramePr>
+              <a:graphicFrameLocks xmlns:a="http://schemas.openxmlformats.org/drawingml/2006/main" noChangeAspect="1"/>
+            </wp:cNvGraphicFramePr>
+            <a:graphic xmlns:a="http://schemas.openxmlformats.org/drawingml/2006/main">
+              <a:graphicData uri="http://schemas.openxmlformats.org/drawingml/2006/picture">
+                <pic:pic xmlns:pic="http://schemas.openxmlformats.org/drawingml/2006/picture">
+                  <pic:nvPicPr>
+                    <pic:cNvPr id="895404990" name=""/>
+                    <pic:cNvPicPr/>
+                  </pic:nvPicPr>
+                  <pic:blipFill>
+                    <a:blip r:embed="rId11"/>
+                    <a:stretch>
+                      <a:fillRect/>
+                    </a:stretch>
+                  </pic:blipFill>
+                  <pic:spPr>
+                    <a:xfrm>
+                      <a:off x="0" y="0"/>
+                      <a:ext cx="6299835" cy="2479040"/>
+                    </a:xfrm>
+                    <a:prstGeom prst="rect">
+                      <a:avLst/>
+                    </a:prstGeom>
+                  </pic:spPr>
+                </pic:pic>
+              </a:graphicData>
+            </a:graphic>
+          </wp:inline>
+        </w:drawing>
+      </w:r>
+    </w:p>
+    <w:p>
+      <w:pPr>
+        <w:ind w:firstLine="0"/>
+        <w:jc w:val="center"/>
+      </w:pPr>
+      <w:r>
+        <w:t>Рисунок 3.4 – Список задач проекта</w:t>
+      </w:r>
+    </w:p>
+    <w:p/>
+    <w:p>
+      <w:r>
+        <w:t xml:space="preserve">Проект был сделан публичным – доступ к просмотру состояния его выполнения идёт по ссылке </w:t>
+      </w:r>
+      <w:hyperlink r:id="rId12" w:history="1">
+        <w:r>
+          <w:rPr>
+            <w:rStyle w:val="af6"/>
+          </w:rPr>
+          <w:t>https://app.asana.com/1/1213979308424569/project/1213970410955222/list/1213970238996043</w:t>
+        </w:r>
+      </w:hyperlink>
+      <w:r>
+        <w:t>.</w:t>
+      </w:r>
+    </w:p>
+    <w:p>
+      <w:r>
+        <w:t xml:space="preserve">Менеджер </w:t>
+      </w:r>
+      <w:r>
+        <w:rPr>
+          <w:lang w:val="en-US"/>
+        </w:rPr>
+        <w:t>Asana</w:t>
+      </w:r>
+      <w:r>
+        <w:t xml:space="preserve"> </w:t>
+      </w:r>
+      <w:r>
+        <w:t xml:space="preserve">предоставляет массу удобных инструментов – возможность графически отображать календарный план проекта (рисунок 4.5), отслеживать статистику выполнения проекта, фиксировать уровень прогресса и сроки работ, публично фиксировать статус </w:t>
+      </w:r>
+      <w:r>
+        <w:t>выполнения и др.</w:t>
+      </w:r>
+    </w:p>
+    <w:p/>
+    <w:p>
+      <w:pPr>
+        <w:ind w:hanging="142"/>
+        <w:jc w:val="center"/>
+      </w:pPr>
+      <w:r>
+        <w:rPr>
+          <w:noProof/>
+        </w:rPr>
+        <w:drawing>
+          <wp:inline distT="0" distB="0" distL="0" distR="0" wp14:anchorId="5EAF584A" wp14:editId="2A29B1A8">
+            <wp:extent cx="4832350" cy="2646322"/>
+            <wp:effectExtent l="0" t="0" r="0" b="0"/>
+            <wp:docPr id="1148106841" name="Рисунок 1"/>
+            <wp:cNvGraphicFramePr>
+              <a:graphicFrameLocks xmlns:a="http://schemas.openxmlformats.org/drawingml/2006/main" noChangeAspect="1"/>
+            </wp:cNvGraphicFramePr>
+            <a:graphic xmlns:a="http://schemas.openxmlformats.org/drawingml/2006/main">
+              <a:graphicData uri="http://schemas.openxmlformats.org/drawingml/2006/picture">
+                <pic:pic xmlns:pic="http://schemas.openxmlformats.org/drawingml/2006/picture">
+                  <pic:nvPicPr>
+                    <pic:cNvPr id="1148106841" name=""/>
+                    <pic:cNvPicPr/>
+                  </pic:nvPicPr>
+                  <pic:blipFill>
+                    <a:blip r:embed="rId13"/>
+                    <a:stretch>
+                      <a:fillRect/>
+                    </a:stretch>
+                  </pic:blipFill>
+                  <pic:spPr>
+                    <a:xfrm>
+                      <a:off x="0" y="0"/>
+                      <a:ext cx="4850337" cy="2656172"/>
+                    </a:xfrm>
+                    <a:prstGeom prst="rect">
+                      <a:avLst/>
+                    </a:prstGeom>
+                  </pic:spPr>
+                </pic:pic>
+              </a:graphicData>
+            </a:graphic>
+          </wp:inline>
+        </w:drawing>
+      </w:r>
+    </w:p>
+    <w:p>
+      <w:pPr>
+        <w:ind w:hanging="142"/>
+        <w:jc w:val="center"/>
+      </w:pPr>
+      <w:r>
+        <w:t>Рисунок 4.5 – Отрезок календарного плана работ</w:t>
+      </w:r>
+    </w:p>
+    <w:p>
+      <w:pPr>
+        <w:spacing w:after="200" w:line="276" w:lineRule="auto"/>
+        <w:ind w:firstLine="0"/>
+        <w:jc w:val="left"/>
+      </w:pPr>
+      <w:r>
+        <w:br w:type="page"/>
+      </w:r>
+    </w:p>
     <w:p>
       <w:pPr>
         <w:pStyle w:val="1"/>
@@ -658,6 +2626,7 @@
         </w:numPr>
       </w:pPr>
       <w:r>
+        <w:lastRenderedPageBreak/>
         <w:t>ВЫВОД</w:t>
       </w:r>
     </w:p>
@@ -670,12 +2639,40 @@
     </w:p>
     <w:p>
       <w:r>
+        <w:t>В ходе работы были и</w:t>
+      </w:r>
+      <w:r>
+        <w:t>зуч</w:t>
+      </w:r>
+      <w:r>
+        <w:t>ены</w:t>
+      </w:r>
+      <w:r>
+        <w:t xml:space="preserve"> особенности использования инструментов для планирования и управления задачами в процессе совместной работы над проектами</w:t>
+      </w:r>
+      <w:r>
         <w:t>.</w:t>
       </w:r>
+      <w:r>
+        <w:t xml:space="preserve"> Отдельно был рассмотрен менеджер проектов </w:t>
+      </w:r>
+      <w:r>
+        <w:rPr>
+          <w:lang w:val="en-US"/>
+        </w:rPr>
+        <w:t>Asana</w:t>
+      </w:r>
+      <w:r>
+        <w:t xml:space="preserve"> – </w:t>
+      </w:r>
+      <w:r>
+        <w:t>изучены его основные опции и функции, на практике проведена работа по внесению проектных данных и их учёту.</w:t>
+      </w:r>
     </w:p>
+    <w:p/>
     <w:sectPr>
-      <w:headerReference w:type="default" r:id="rId9"/>
-      <w:headerReference w:type="first" r:id="rId10"/>
+      <w:headerReference w:type="default" r:id="rId14"/>
+      <w:headerReference w:type="first" r:id="rId15"/>
       <w:pgSz w:w="11906" w:h="16838"/>
       <w:pgMar w:top="851" w:right="567" w:bottom="851" w:left="1418" w:header="680" w:footer="680" w:gutter="0"/>
       <w:cols w:space="708"/>
@@ -1336,6 +3333,155 @@
     </w:lvl>
   </w:abstractNum>
   <w:abstractNum w:abstractNumId="5" w15:restartNumberingAfterBreak="0">
+    <w:nsid w:val="055E0F24"/>
+    <w:multiLevelType w:val="multilevel"/>
+    <w:tmpl w:val="18DE4612"/>
+    <w:lvl w:ilvl="0">
+      <w:start w:val="1"/>
+      <w:numFmt w:val="bullet"/>
+      <w:lvlText w:val=""/>
+      <w:lvlJc w:val="left"/>
+      <w:pPr>
+        <w:tabs>
+          <w:tab w:val="num" w:pos="720"/>
+        </w:tabs>
+        <w:ind w:left="720" w:hanging="360"/>
+      </w:pPr>
+      <w:rPr>
+        <w:rFonts w:ascii="Symbol" w:hAnsi="Symbol" w:hint="default"/>
+        <w:sz w:val="20"/>
+      </w:rPr>
+    </w:lvl>
+    <w:lvl w:ilvl="1" w:tentative="1">
+      <w:start w:val="1"/>
+      <w:numFmt w:val="bullet"/>
+      <w:lvlText w:val="o"/>
+      <w:lvlJc w:val="left"/>
+      <w:pPr>
+        <w:tabs>
+          <w:tab w:val="num" w:pos="1440"/>
+        </w:tabs>
+        <w:ind w:left="1440" w:hanging="360"/>
+      </w:pPr>
+      <w:rPr>
+        <w:rFonts w:ascii="Courier New" w:hAnsi="Courier New" w:hint="default"/>
+        <w:sz w:val="20"/>
+      </w:rPr>
+    </w:lvl>
+    <w:lvl w:ilvl="2" w:tentative="1">
+      <w:start w:val="1"/>
+      <w:numFmt w:val="bullet"/>
+      <w:lvlText w:val=""/>
+      <w:lvlJc w:val="left"/>
+      <w:pPr>
+        <w:tabs>
+          <w:tab w:val="num" w:pos="2160"/>
+        </w:tabs>
+        <w:ind w:left="2160" w:hanging="360"/>
+      </w:pPr>
+      <w:rPr>
+        <w:rFonts w:ascii="Wingdings" w:hAnsi="Wingdings" w:hint="default"/>
+        <w:sz w:val="20"/>
+      </w:rPr>
+    </w:lvl>
+    <w:lvl w:ilvl="3" w:tentative="1">
+      <w:start w:val="1"/>
+      <w:numFmt w:val="bullet"/>
+      <w:lvlText w:val=""/>
+      <w:lvlJc w:val="left"/>
+      <w:pPr>
+        <w:tabs>
+          <w:tab w:val="num" w:pos="2880"/>
+        </w:tabs>
+        <w:ind w:left="2880" w:hanging="360"/>
+      </w:pPr>
+      <w:rPr>
+        <w:rFonts w:ascii="Wingdings" w:hAnsi="Wingdings" w:hint="default"/>
+        <w:sz w:val="20"/>
+      </w:rPr>
+    </w:lvl>
+    <w:lvl w:ilvl="4" w:tentative="1">
+      <w:start w:val="1"/>
+      <w:numFmt w:val="bullet"/>
+      <w:lvlText w:val=""/>
+      <w:lvlJc w:val="left"/>
+      <w:pPr>
+        <w:tabs>
+          <w:tab w:val="num" w:pos="3600"/>
+        </w:tabs>
+        <w:ind w:left="3600" w:hanging="360"/>
+      </w:pPr>
+      <w:rPr>
+        <w:rFonts w:ascii="Wingdings" w:hAnsi="Wingdings" w:hint="default"/>
+        <w:sz w:val="20"/>
+      </w:rPr>
+    </w:lvl>
+    <w:lvl w:ilvl="5" w:tentative="1">
+      <w:start w:val="1"/>
+      <w:numFmt w:val="bullet"/>
+      <w:lvlText w:val=""/>
+      <w:lvlJc w:val="left"/>
+      <w:pPr>
+        <w:tabs>
+          <w:tab w:val="num" w:pos="4320"/>
+        </w:tabs>
+        <w:ind w:left="4320" w:hanging="360"/>
+      </w:pPr>
+      <w:rPr>
+        <w:rFonts w:ascii="Wingdings" w:hAnsi="Wingdings" w:hint="default"/>
+        <w:sz w:val="20"/>
+      </w:rPr>
+    </w:lvl>
+    <w:lvl w:ilvl="6" w:tentative="1">
+      <w:start w:val="1"/>
+      <w:numFmt w:val="bullet"/>
+      <w:lvlText w:val=""/>
+      <w:lvlJc w:val="left"/>
+      <w:pPr>
+        <w:tabs>
+          <w:tab w:val="num" w:pos="5040"/>
+        </w:tabs>
+        <w:ind w:left="5040" w:hanging="360"/>
+      </w:pPr>
+      <w:rPr>
+        <w:rFonts w:ascii="Wingdings" w:hAnsi="Wingdings" w:hint="default"/>
+        <w:sz w:val="20"/>
+      </w:rPr>
+    </w:lvl>
+    <w:lvl w:ilvl="7" w:tentative="1">
+      <w:start w:val="1"/>
+      <w:numFmt w:val="bullet"/>
+      <w:lvlText w:val=""/>
+      <w:lvlJc w:val="left"/>
+      <w:pPr>
+        <w:tabs>
+          <w:tab w:val="num" w:pos="5760"/>
+        </w:tabs>
+        <w:ind w:left="5760" w:hanging="360"/>
+      </w:pPr>
+      <w:rPr>
+        <w:rFonts w:ascii="Wingdings" w:hAnsi="Wingdings" w:hint="default"/>
+        <w:sz w:val="20"/>
+      </w:rPr>
+    </w:lvl>
+    <w:lvl w:ilvl="8" w:tentative="1">
+      <w:start w:val="1"/>
+      <w:numFmt w:val="bullet"/>
+      <w:lvlText w:val=""/>
+      <w:lvlJc w:val="left"/>
+      <w:pPr>
+        <w:tabs>
+          <w:tab w:val="num" w:pos="6480"/>
+        </w:tabs>
+        <w:ind w:left="6480" w:hanging="360"/>
+      </w:pPr>
+      <w:rPr>
+        <w:rFonts w:ascii="Wingdings" w:hAnsi="Wingdings" w:hint="default"/>
+        <w:sz w:val="20"/>
+      </w:rPr>
+    </w:lvl>
+  </w:abstractNum>
+  <w:abstractNum w:abstractNumId="6" w15:restartNumberingAfterBreak="0">
     <w:nsid w:val="06162D8D"/>
     <w:multiLevelType w:val="multilevel"/>
     <w:tmpl w:val="7198648C"/>
@@ -1484,7 +3630,7 @@
       </w:rPr>
     </w:lvl>
   </w:abstractNum>
-  <w:abstractNum w:abstractNumId="6" w15:restartNumberingAfterBreak="0">
+  <w:abstractNum w:abstractNumId="7" w15:restartNumberingAfterBreak="0">
     <w:nsid w:val="06800BD8"/>
     <w:multiLevelType w:val="hybridMultilevel"/>
     <w:tmpl w:val="2A520910"/>
@@ -1573,7 +3719,7 @@
       </w:pPr>
     </w:lvl>
   </w:abstractNum>
-  <w:abstractNum w:abstractNumId="7" w15:restartNumberingAfterBreak="0">
+  <w:abstractNum w:abstractNumId="8" w15:restartNumberingAfterBreak="0">
     <w:nsid w:val="0D3D047E"/>
     <w:multiLevelType w:val="hybridMultilevel"/>
     <w:tmpl w:val="1B7A631C"/>
@@ -1659,7 +3805,7 @@
       </w:pPr>
     </w:lvl>
   </w:abstractNum>
-  <w:abstractNum w:abstractNumId="8" w15:restartNumberingAfterBreak="0">
+  <w:abstractNum w:abstractNumId="9" w15:restartNumberingAfterBreak="0">
     <w:nsid w:val="0DC60C53"/>
     <w:multiLevelType w:val="hybridMultilevel"/>
     <w:tmpl w:val="8D94FB6A"/>
@@ -1748,7 +3894,7 @@
       </w:pPr>
     </w:lvl>
   </w:abstractNum>
-  <w:abstractNum w:abstractNumId="9" w15:restartNumberingAfterBreak="0">
+  <w:abstractNum w:abstractNumId="10" w15:restartNumberingAfterBreak="0">
     <w:nsid w:val="0F6F466C"/>
     <w:multiLevelType w:val="hybridMultilevel"/>
     <w:tmpl w:val="E244ED2A"/>
@@ -1861,7 +4007,7 @@
       </w:rPr>
     </w:lvl>
   </w:abstractNum>
-  <w:abstractNum w:abstractNumId="10" w15:restartNumberingAfterBreak="0">
+  <w:abstractNum w:abstractNumId="11" w15:restartNumberingAfterBreak="0">
     <w:nsid w:val="11871B3E"/>
     <w:multiLevelType w:val="hybridMultilevel"/>
     <w:tmpl w:val="B9906A62"/>
@@ -1974,7 +4120,7 @@
       </w:rPr>
     </w:lvl>
   </w:abstractNum>
-  <w:abstractNum w:abstractNumId="11" w15:restartNumberingAfterBreak="0">
+  <w:abstractNum w:abstractNumId="12" w15:restartNumberingAfterBreak="0">
     <w:nsid w:val="1245047E"/>
     <w:multiLevelType w:val="multilevel"/>
     <w:tmpl w:val="0E423F72"/>
@@ -2123,7 +4269,7 @@
       </w:rPr>
     </w:lvl>
   </w:abstractNum>
-  <w:abstractNum w:abstractNumId="12" w15:restartNumberingAfterBreak="0">
+  <w:abstractNum w:abstractNumId="13" w15:restartNumberingAfterBreak="0">
     <w:nsid w:val="130D001F"/>
     <w:multiLevelType w:val="multilevel"/>
     <w:tmpl w:val="A2B22C62"/>
@@ -2272,7 +4418,7 @@
       </w:rPr>
     </w:lvl>
   </w:abstractNum>
-  <w:abstractNum w:abstractNumId="13" w15:restartNumberingAfterBreak="0">
+  <w:abstractNum w:abstractNumId="14" w15:restartNumberingAfterBreak="0">
     <w:nsid w:val="14053F5C"/>
     <w:multiLevelType w:val="hybridMultilevel"/>
     <w:tmpl w:val="CA3C0EF4"/>
@@ -2385,7 +4531,7 @@
       </w:rPr>
     </w:lvl>
   </w:abstractNum>
-  <w:abstractNum w:abstractNumId="14" w15:restartNumberingAfterBreak="0">
+  <w:abstractNum w:abstractNumId="15" w15:restartNumberingAfterBreak="0">
     <w:nsid w:val="18506EF2"/>
     <w:multiLevelType w:val="hybridMultilevel"/>
     <w:tmpl w:val="26525A0E"/>
@@ -2498,7 +4644,7 @@
       </w:rPr>
     </w:lvl>
   </w:abstractNum>
-  <w:abstractNum w:abstractNumId="15" w15:restartNumberingAfterBreak="0">
+  <w:abstractNum w:abstractNumId="16" w15:restartNumberingAfterBreak="0">
     <w:nsid w:val="18535BE3"/>
     <w:multiLevelType w:val="multilevel"/>
     <w:tmpl w:val="CFCC7EE8"/>
@@ -2647,7 +4793,7 @@
       </w:rPr>
     </w:lvl>
   </w:abstractNum>
-  <w:abstractNum w:abstractNumId="16" w15:restartNumberingAfterBreak="0">
+  <w:abstractNum w:abstractNumId="17" w15:restartNumberingAfterBreak="0">
     <w:nsid w:val="1AC82453"/>
     <w:multiLevelType w:val="hybridMultilevel"/>
     <w:tmpl w:val="3E7ED1CE"/>
@@ -2736,7 +4882,7 @@
       </w:pPr>
     </w:lvl>
   </w:abstractNum>
-  <w:abstractNum w:abstractNumId="17" w15:restartNumberingAfterBreak="0">
+  <w:abstractNum w:abstractNumId="18" w15:restartNumberingAfterBreak="0">
     <w:nsid w:val="1D4D4B48"/>
     <w:multiLevelType w:val="hybridMultilevel"/>
     <w:tmpl w:val="8CFE64C0"/>
@@ -2849,7 +4995,120 @@
       </w:rPr>
     </w:lvl>
   </w:abstractNum>
-  <w:abstractNum w:abstractNumId="18" w15:restartNumberingAfterBreak="0">
+  <w:abstractNum w:abstractNumId="19" w15:restartNumberingAfterBreak="0">
+    <w:nsid w:val="1FEA0098"/>
+    <w:multiLevelType w:val="multilevel"/>
+    <w:tmpl w:val="E6FCEABE"/>
+    <w:lvl w:ilvl="0">
+      <w:start w:val="1"/>
+      <w:numFmt w:val="decimal"/>
+      <w:lvlText w:val="%1."/>
+      <w:lvlJc w:val="left"/>
+      <w:pPr>
+        <w:tabs>
+          <w:tab w:val="num" w:pos="720"/>
+        </w:tabs>
+        <w:ind w:left="720" w:hanging="360"/>
+      </w:pPr>
+    </w:lvl>
+    <w:lvl w:ilvl="1">
+      <w:start w:val="1"/>
+      <w:numFmt w:val="bullet"/>
+      <w:lvlText w:val=""/>
+      <w:lvlJc w:val="left"/>
+      <w:pPr>
+        <w:ind w:left="1440" w:hanging="360"/>
+      </w:pPr>
+      <w:rPr>
+        <w:rFonts w:ascii="Symbol" w:hAnsi="Symbol" w:hint="default"/>
+      </w:rPr>
+    </w:lvl>
+    <w:lvl w:ilvl="2" w:tentative="1">
+      <w:start w:val="1"/>
+      <w:numFmt w:val="decimal"/>
+      <w:lvlText w:val="%3."/>
+      <w:lvlJc w:val="left"/>
+      <w:pPr>
+        <w:tabs>
+          <w:tab w:val="num" w:pos="2160"/>
+        </w:tabs>
+        <w:ind w:left="2160" w:hanging="360"/>
+      </w:pPr>
+    </w:lvl>
+    <w:lvl w:ilvl="3" w:tentative="1">
+      <w:start w:val="1"/>
+      <w:numFmt w:val="decimal"/>
+      <w:lvlText w:val="%4."/>
+      <w:lvlJc w:val="left"/>
+      <w:pPr>
+        <w:tabs>
+          <w:tab w:val="num" w:pos="2880"/>
+        </w:tabs>
+        <w:ind w:left="2880" w:hanging="360"/>
+      </w:pPr>
+    </w:lvl>
+    <w:lvl w:ilvl="4" w:tentative="1">
+      <w:start w:val="1"/>
+      <w:numFmt w:val="decimal"/>
+      <w:lvlText w:val="%5."/>
+      <w:lvlJc w:val="left"/>
+      <w:pPr>
+        <w:tabs>
+          <w:tab w:val="num" w:pos="3600"/>
+        </w:tabs>
+        <w:ind w:left="3600" w:hanging="360"/>
+      </w:pPr>
+    </w:lvl>
+    <w:lvl w:ilvl="5" w:tentative="1">
+      <w:start w:val="1"/>
+      <w:numFmt w:val="decimal"/>
+      <w:lvlText w:val="%6."/>
+      <w:lvlJc w:val="left"/>
+      <w:pPr>
+        <w:tabs>
+          <w:tab w:val="num" w:pos="4320"/>
+        </w:tabs>
+        <w:ind w:left="4320" w:hanging="360"/>
+      </w:pPr>
+    </w:lvl>
+    <w:lvl w:ilvl="6" w:tentative="1">
+      <w:start w:val="1"/>
+      <w:numFmt w:val="decimal"/>
+      <w:lvlText w:val="%7."/>
+      <w:lvlJc w:val="left"/>
+      <w:pPr>
+        <w:tabs>
+          <w:tab w:val="num" w:pos="5040"/>
+        </w:tabs>
+        <w:ind w:left="5040" w:hanging="360"/>
+      </w:pPr>
+    </w:lvl>
+    <w:lvl w:ilvl="7" w:tentative="1">
+      <w:start w:val="1"/>
+      <w:numFmt w:val="decimal"/>
+      <w:lvlText w:val="%8."/>
+      <w:lvlJc w:val="left"/>
+      <w:pPr>
+        <w:tabs>
+          <w:tab w:val="num" w:pos="5760"/>
+        </w:tabs>
+        <w:ind w:left="5760" w:hanging="360"/>
+      </w:pPr>
+    </w:lvl>
+    <w:lvl w:ilvl="8" w:tentative="1">
+      <w:start w:val="1"/>
+      <w:numFmt w:val="decimal"/>
+      <w:lvlText w:val="%9."/>
+      <w:lvlJc w:val="left"/>
+      <w:pPr>
+        <w:tabs>
+          <w:tab w:val="num" w:pos="6480"/>
+        </w:tabs>
+        <w:ind w:left="6480" w:hanging="360"/>
+      </w:pPr>
+    </w:lvl>
+  </w:abstractNum>
+  <w:abstractNum w:abstractNumId="20" w15:restartNumberingAfterBreak="0">
     <w:nsid w:val="22432833"/>
     <w:multiLevelType w:val="hybridMultilevel"/>
     <w:tmpl w:val="25823AC8"/>
@@ -2962,7 +5221,7 @@
       </w:rPr>
     </w:lvl>
   </w:abstractNum>
-  <w:abstractNum w:abstractNumId="19" w15:restartNumberingAfterBreak="0">
+  <w:abstractNum w:abstractNumId="21" w15:restartNumberingAfterBreak="0">
     <w:nsid w:val="292F3AA2"/>
     <w:multiLevelType w:val="hybridMultilevel"/>
     <w:tmpl w:val="16E4787A"/>
@@ -3051,7 +5310,7 @@
       </w:pPr>
     </w:lvl>
   </w:abstractNum>
-  <w:abstractNum w:abstractNumId="20" w15:restartNumberingAfterBreak="0">
+  <w:abstractNum w:abstractNumId="22" w15:restartNumberingAfterBreak="0">
     <w:nsid w:val="2A791DDC"/>
     <w:multiLevelType w:val="multilevel"/>
     <w:tmpl w:val="738A0A12"/>
@@ -3200,7 +5459,7 @@
       </w:rPr>
     </w:lvl>
   </w:abstractNum>
-  <w:abstractNum w:abstractNumId="21" w15:restartNumberingAfterBreak="0">
+  <w:abstractNum w:abstractNumId="23" w15:restartNumberingAfterBreak="0">
     <w:nsid w:val="2FB16492"/>
     <w:multiLevelType w:val="hybridMultilevel"/>
     <w:tmpl w:val="3E7ED1CE"/>
@@ -3289,7 +5548,7 @@
       </w:pPr>
     </w:lvl>
   </w:abstractNum>
-  <w:abstractNum w:abstractNumId="22" w15:restartNumberingAfterBreak="0">
+  <w:abstractNum w:abstractNumId="24" w15:restartNumberingAfterBreak="0">
     <w:nsid w:val="335E4C27"/>
     <w:multiLevelType w:val="hybridMultilevel"/>
     <w:tmpl w:val="96D87402"/>
@@ -3375,7 +5634,7 @@
       </w:pPr>
     </w:lvl>
   </w:abstractNum>
-  <w:abstractNum w:abstractNumId="23" w15:restartNumberingAfterBreak="0">
+  <w:abstractNum w:abstractNumId="25" w15:restartNumberingAfterBreak="0">
     <w:nsid w:val="34402D94"/>
     <w:multiLevelType w:val="hybridMultilevel"/>
     <w:tmpl w:val="8C80A1D6"/>
@@ -3461,7 +5720,7 @@
       </w:pPr>
     </w:lvl>
   </w:abstractNum>
-  <w:abstractNum w:abstractNumId="24" w15:restartNumberingAfterBreak="0">
+  <w:abstractNum w:abstractNumId="26" w15:restartNumberingAfterBreak="0">
     <w:nsid w:val="34BF51CF"/>
     <w:multiLevelType w:val="multilevel"/>
     <w:tmpl w:val="6D7A6474"/>
@@ -3585,7 +5844,7 @@
       </w:rPr>
     </w:lvl>
   </w:abstractNum>
-  <w:abstractNum w:abstractNumId="25" w15:restartNumberingAfterBreak="0">
+  <w:abstractNum w:abstractNumId="27" w15:restartNumberingAfterBreak="0">
     <w:nsid w:val="478B72C9"/>
     <w:multiLevelType w:val="hybridMultilevel"/>
     <w:tmpl w:val="92FE9EF6"/>
@@ -3671,7 +5930,7 @@
       </w:pPr>
     </w:lvl>
   </w:abstractNum>
-  <w:abstractNum w:abstractNumId="26" w15:restartNumberingAfterBreak="0">
+  <w:abstractNum w:abstractNumId="28" w15:restartNumberingAfterBreak="0">
     <w:nsid w:val="486467E1"/>
     <w:multiLevelType w:val="hybridMultilevel"/>
     <w:tmpl w:val="9B76A89E"/>
@@ -3760,7 +6019,7 @@
       </w:pPr>
     </w:lvl>
   </w:abstractNum>
-  <w:abstractNum w:abstractNumId="27" w15:restartNumberingAfterBreak="0">
+  <w:abstractNum w:abstractNumId="29" w15:restartNumberingAfterBreak="0">
     <w:nsid w:val="4C5A70B2"/>
     <w:multiLevelType w:val="multilevel"/>
     <w:tmpl w:val="3ACC2DA2"/>
@@ -3909,7 +6168,7 @@
       </w:rPr>
     </w:lvl>
   </w:abstractNum>
-  <w:abstractNum w:abstractNumId="28" w15:restartNumberingAfterBreak="0">
+  <w:abstractNum w:abstractNumId="30" w15:restartNumberingAfterBreak="0">
     <w:nsid w:val="50B85DBA"/>
     <w:multiLevelType w:val="multilevel"/>
     <w:tmpl w:val="E3E68F7C"/>
@@ -4058,7 +6317,7 @@
       </w:rPr>
     </w:lvl>
   </w:abstractNum>
-  <w:abstractNum w:abstractNumId="29" w15:restartNumberingAfterBreak="0">
+  <w:abstractNum w:abstractNumId="31" w15:restartNumberingAfterBreak="0">
     <w:nsid w:val="524E5214"/>
     <w:multiLevelType w:val="multilevel"/>
     <w:tmpl w:val="332A45E4"/>
@@ -4207,7 +6466,120 @@
       </w:rPr>
     </w:lvl>
   </w:abstractNum>
-  <w:abstractNum w:abstractNumId="30" w15:restartNumberingAfterBreak="0">
+  <w:abstractNum w:abstractNumId="32" w15:restartNumberingAfterBreak="0">
+    <w:nsid w:val="55543315"/>
+    <w:multiLevelType w:val="multilevel"/>
+    <w:tmpl w:val="E6FCEABE"/>
+    <w:lvl w:ilvl="0">
+      <w:start w:val="1"/>
+      <w:numFmt w:val="decimal"/>
+      <w:lvlText w:val="%1."/>
+      <w:lvlJc w:val="left"/>
+      <w:pPr>
+        <w:tabs>
+          <w:tab w:val="num" w:pos="720"/>
+        </w:tabs>
+        <w:ind w:left="720" w:hanging="360"/>
+      </w:pPr>
+    </w:lvl>
+    <w:lvl w:ilvl="1">
+      <w:start w:val="1"/>
+      <w:numFmt w:val="bullet"/>
+      <w:lvlText w:val=""/>
+      <w:lvlJc w:val="left"/>
+      <w:pPr>
+        <w:ind w:left="1440" w:hanging="360"/>
+      </w:pPr>
+      <w:rPr>
+        <w:rFonts w:ascii="Symbol" w:hAnsi="Symbol" w:hint="default"/>
+      </w:rPr>
+    </w:lvl>
+    <w:lvl w:ilvl="2" w:tentative="1">
+      <w:start w:val="1"/>
+      <w:numFmt w:val="decimal"/>
+      <w:lvlText w:val="%3."/>
+      <w:lvlJc w:val="left"/>
+      <w:pPr>
+        <w:tabs>
+          <w:tab w:val="num" w:pos="2160"/>
+        </w:tabs>
+        <w:ind w:left="2160" w:hanging="360"/>
+      </w:pPr>
+    </w:lvl>
+    <w:lvl w:ilvl="3" w:tentative="1">
+      <w:start w:val="1"/>
+      <w:numFmt w:val="decimal"/>
+      <w:lvlText w:val="%4."/>
+      <w:lvlJc w:val="left"/>
+      <w:pPr>
+        <w:tabs>
+          <w:tab w:val="num" w:pos="2880"/>
+        </w:tabs>
+        <w:ind w:left="2880" w:hanging="360"/>
+      </w:pPr>
+    </w:lvl>
+    <w:lvl w:ilvl="4" w:tentative="1">
+      <w:start w:val="1"/>
+      <w:numFmt w:val="decimal"/>
+      <w:lvlText w:val="%5."/>
+      <w:lvlJc w:val="left"/>
+      <w:pPr>
+        <w:tabs>
+          <w:tab w:val="num" w:pos="3600"/>
+        </w:tabs>
+        <w:ind w:left="3600" w:hanging="360"/>
+      </w:pPr>
+    </w:lvl>
+    <w:lvl w:ilvl="5" w:tentative="1">
+      <w:start w:val="1"/>
+      <w:numFmt w:val="decimal"/>
+      <w:lvlText w:val="%6."/>
+      <w:lvlJc w:val="left"/>
+      <w:pPr>
+        <w:tabs>
+          <w:tab w:val="num" w:pos="4320"/>
+        </w:tabs>
+        <w:ind w:left="4320" w:hanging="360"/>
+      </w:pPr>
+    </w:lvl>
+    <w:lvl w:ilvl="6" w:tentative="1">
+      <w:start w:val="1"/>
+      <w:numFmt w:val="decimal"/>
+      <w:lvlText w:val="%7."/>
+      <w:lvlJc w:val="left"/>
+      <w:pPr>
+        <w:tabs>
+          <w:tab w:val="num" w:pos="5040"/>
+        </w:tabs>
+        <w:ind w:left="5040" w:hanging="360"/>
+      </w:pPr>
+    </w:lvl>
+    <w:lvl w:ilvl="7" w:tentative="1">
+      <w:start w:val="1"/>
+      <w:numFmt w:val="decimal"/>
+      <w:lvlText w:val="%8."/>
+      <w:lvlJc w:val="left"/>
+      <w:pPr>
+        <w:tabs>
+          <w:tab w:val="num" w:pos="5760"/>
+        </w:tabs>
+        <w:ind w:left="5760" w:hanging="360"/>
+      </w:pPr>
+    </w:lvl>
+    <w:lvl w:ilvl="8" w:tentative="1">
+      <w:start w:val="1"/>
+      <w:numFmt w:val="decimal"/>
+      <w:lvlText w:val="%9."/>
+      <w:lvlJc w:val="left"/>
+      <w:pPr>
+        <w:tabs>
+          <w:tab w:val="num" w:pos="6480"/>
+        </w:tabs>
+        <w:ind w:left="6480" w:hanging="360"/>
+      </w:pPr>
+    </w:lvl>
+  </w:abstractNum>
+  <w:abstractNum w:abstractNumId="33" w15:restartNumberingAfterBreak="0">
     <w:nsid w:val="58D817D2"/>
     <w:multiLevelType w:val="multilevel"/>
     <w:tmpl w:val="6D7A6474"/>
@@ -4331,7 +6703,7 @@
       </w:rPr>
     </w:lvl>
   </w:abstractNum>
-  <w:abstractNum w:abstractNumId="31" w15:restartNumberingAfterBreak="0">
+  <w:abstractNum w:abstractNumId="34" w15:restartNumberingAfterBreak="0">
     <w:nsid w:val="5F336915"/>
     <w:multiLevelType w:val="hybridMultilevel"/>
     <w:tmpl w:val="1812BD82"/>
@@ -4444,7 +6816,7 @@
       </w:rPr>
     </w:lvl>
   </w:abstractNum>
-  <w:abstractNum w:abstractNumId="32" w15:restartNumberingAfterBreak="0">
+  <w:abstractNum w:abstractNumId="35" w15:restartNumberingAfterBreak="0">
     <w:nsid w:val="5FCF47A3"/>
     <w:multiLevelType w:val="hybridMultilevel"/>
     <w:tmpl w:val="DC9CCF7A"/>
@@ -4557,7 +6929,7 @@
       </w:rPr>
     </w:lvl>
   </w:abstractNum>
-  <w:abstractNum w:abstractNumId="33" w15:restartNumberingAfterBreak="0">
+  <w:abstractNum w:abstractNumId="36" w15:restartNumberingAfterBreak="0">
     <w:nsid w:val="61DB66BC"/>
     <w:multiLevelType w:val="multilevel"/>
     <w:tmpl w:val="F1A86E14"/>
@@ -4670,7 +7042,7 @@
       </w:rPr>
     </w:lvl>
   </w:abstractNum>
-  <w:abstractNum w:abstractNumId="34" w15:restartNumberingAfterBreak="0">
+  <w:abstractNum w:abstractNumId="37" w15:restartNumberingAfterBreak="0">
     <w:nsid w:val="656E7ED4"/>
     <w:multiLevelType w:val="hybridMultilevel"/>
     <w:tmpl w:val="80EC6BC8"/>
@@ -4765,7 +7137,7 @@
       </w:pPr>
     </w:lvl>
   </w:abstractNum>
-  <w:abstractNum w:abstractNumId="35" w15:restartNumberingAfterBreak="0">
+  <w:abstractNum w:abstractNumId="38" w15:restartNumberingAfterBreak="0">
     <w:nsid w:val="66D40ECF"/>
     <w:multiLevelType w:val="multilevel"/>
     <w:tmpl w:val="88CC9E2E"/>
@@ -4914,7 +7286,7 @@
       </w:rPr>
     </w:lvl>
   </w:abstractNum>
-  <w:abstractNum w:abstractNumId="36" w15:restartNumberingAfterBreak="0">
+  <w:abstractNum w:abstractNumId="39" w15:restartNumberingAfterBreak="0">
     <w:nsid w:val="6B032695"/>
     <w:multiLevelType w:val="hybridMultilevel"/>
     <w:tmpl w:val="DACA2E94"/>
@@ -5000,7 +7372,7 @@
       </w:pPr>
     </w:lvl>
   </w:abstractNum>
-  <w:abstractNum w:abstractNumId="37" w15:restartNumberingAfterBreak="0">
+  <w:abstractNum w:abstractNumId="40" w15:restartNumberingAfterBreak="0">
     <w:nsid w:val="6E255415"/>
     <w:multiLevelType w:val="hybridMultilevel"/>
     <w:tmpl w:val="C538B1E2"/>
@@ -5113,7 +7485,7 @@
       </w:rPr>
     </w:lvl>
   </w:abstractNum>
-  <w:abstractNum w:abstractNumId="38" w15:restartNumberingAfterBreak="0">
+  <w:abstractNum w:abstractNumId="41" w15:restartNumberingAfterBreak="0">
     <w:nsid w:val="6EFE5C07"/>
     <w:multiLevelType w:val="multilevel"/>
     <w:tmpl w:val="5FE679E0"/>
@@ -5262,7 +7634,7 @@
       </w:rPr>
     </w:lvl>
   </w:abstractNum>
-  <w:abstractNum w:abstractNumId="39" w15:restartNumberingAfterBreak="0">
+  <w:abstractNum w:abstractNumId="42" w15:restartNumberingAfterBreak="0">
     <w:nsid w:val="71231987"/>
     <w:multiLevelType w:val="hybridMultilevel"/>
     <w:tmpl w:val="2C88D59A"/>
@@ -5348,7 +7720,7 @@
       </w:pPr>
     </w:lvl>
   </w:abstractNum>
-  <w:abstractNum w:abstractNumId="40" w15:restartNumberingAfterBreak="0">
+  <w:abstractNum w:abstractNumId="43" w15:restartNumberingAfterBreak="0">
     <w:nsid w:val="71EA65CE"/>
     <w:multiLevelType w:val="hybridMultilevel"/>
     <w:tmpl w:val="984C389E"/>
@@ -5461,7 +7833,7 @@
       </w:rPr>
     </w:lvl>
   </w:abstractNum>
-  <w:abstractNum w:abstractNumId="41" w15:restartNumberingAfterBreak="0">
+  <w:abstractNum w:abstractNumId="44" w15:restartNumberingAfterBreak="0">
     <w:nsid w:val="745D594E"/>
     <w:multiLevelType w:val="hybridMultilevel"/>
     <w:tmpl w:val="5DD41F2C"/>
@@ -5550,7 +7922,7 @@
       </w:pPr>
     </w:lvl>
   </w:abstractNum>
-  <w:abstractNum w:abstractNumId="42" w15:restartNumberingAfterBreak="0">
+  <w:abstractNum w:abstractNumId="45" w15:restartNumberingAfterBreak="0">
     <w:nsid w:val="75516864"/>
     <w:multiLevelType w:val="multilevel"/>
     <w:tmpl w:val="508A3834"/>
@@ -5668,7 +8040,7 @@
       </w:rPr>
     </w:lvl>
   </w:abstractNum>
-  <w:abstractNum w:abstractNumId="43" w15:restartNumberingAfterBreak="0">
+  <w:abstractNum w:abstractNumId="46" w15:restartNumberingAfterBreak="0">
     <w:nsid w:val="769050E3"/>
     <w:multiLevelType w:val="multilevel"/>
     <w:tmpl w:val="A4087088"/>
@@ -5817,7 +8189,7 @@
       </w:rPr>
     </w:lvl>
   </w:abstractNum>
-  <w:abstractNum w:abstractNumId="44" w15:restartNumberingAfterBreak="0">
+  <w:abstractNum w:abstractNumId="47" w15:restartNumberingAfterBreak="0">
     <w:nsid w:val="77170C56"/>
     <w:multiLevelType w:val="hybridMultilevel"/>
     <w:tmpl w:val="D5FCB502"/>
@@ -5906,7 +8278,7 @@
       </w:pPr>
     </w:lvl>
   </w:abstractNum>
-  <w:abstractNum w:abstractNumId="45" w15:restartNumberingAfterBreak="0">
+  <w:abstractNum w:abstractNumId="48" w15:restartNumberingAfterBreak="0">
     <w:nsid w:val="796C782A"/>
     <w:multiLevelType w:val="hybridMultilevel"/>
     <w:tmpl w:val="A992E5FC"/>
@@ -6019,7 +8391,120 @@
       </w:rPr>
     </w:lvl>
   </w:abstractNum>
-  <w:abstractNum w:abstractNumId="46" w15:restartNumberingAfterBreak="0">
+  <w:abstractNum w:abstractNumId="49" w15:restartNumberingAfterBreak="0">
+    <w:nsid w:val="79A91CC1"/>
+    <w:multiLevelType w:val="hybridMultilevel"/>
+    <w:tmpl w:val="7EBA4DBE"/>
+    <w:lvl w:ilvl="0" w:tplc="04190001">
+      <w:start w:val="1"/>
+      <w:numFmt w:val="bullet"/>
+      <w:lvlText w:val=""/>
+      <w:lvlJc w:val="left"/>
+      <w:pPr>
+        <w:ind w:left="1080" w:hanging="360"/>
+      </w:pPr>
+      <w:rPr>
+        <w:rFonts w:ascii="Symbol" w:hAnsi="Symbol" w:hint="default"/>
+      </w:rPr>
+    </w:lvl>
+    <w:lvl w:ilvl="1" w:tplc="04190003" w:tentative="1">
+      <w:start w:val="1"/>
+      <w:numFmt w:val="bullet"/>
+      <w:lvlText w:val="o"/>
+      <w:lvlJc w:val="left"/>
+      <w:pPr>
+        <w:ind w:left="1800" w:hanging="360"/>
+      </w:pPr>
+      <w:rPr>
+        <w:rFonts w:ascii="Courier New" w:hAnsi="Courier New" w:cs="Courier New" w:hint="default"/>
+      </w:rPr>
+    </w:lvl>
+    <w:lvl w:ilvl="2" w:tplc="04190005" w:tentative="1">
+      <w:start w:val="1"/>
+      <w:numFmt w:val="bullet"/>
+      <w:lvlText w:val=""/>
+      <w:lvlJc w:val="left"/>
+      <w:pPr>
+        <w:ind w:left="2520" w:hanging="360"/>
+      </w:pPr>
+      <w:rPr>
+        <w:rFonts w:ascii="Wingdings" w:hAnsi="Wingdings" w:hint="default"/>
+      </w:rPr>
+    </w:lvl>
+    <w:lvl w:ilvl="3" w:tplc="04190001" w:tentative="1">
+      <w:start w:val="1"/>
+      <w:numFmt w:val="bullet"/>
+      <w:lvlText w:val=""/>
+      <w:lvlJc w:val="left"/>
+      <w:pPr>
+        <w:ind w:left="3240" w:hanging="360"/>
+      </w:pPr>
+      <w:rPr>
+        <w:rFonts w:ascii="Symbol" w:hAnsi="Symbol" w:hint="default"/>
+      </w:rPr>
+    </w:lvl>
+    <w:lvl w:ilvl="4" w:tplc="04190003" w:tentative="1">
+      <w:start w:val="1"/>
+      <w:numFmt w:val="bullet"/>
+      <w:lvlText w:val="o"/>
+      <w:lvlJc w:val="left"/>
+      <w:pPr>
+        <w:ind w:left="3960" w:hanging="360"/>
+      </w:pPr>
+      <w:rPr>
+        <w:rFonts w:ascii="Courier New" w:hAnsi="Courier New" w:cs="Courier New" w:hint="default"/>
+      </w:rPr>
+    </w:lvl>
+    <w:lvl w:ilvl="5" w:tplc="04190005" w:tentative="1">
+      <w:start w:val="1"/>
+      <w:numFmt w:val="bullet"/>
+      <w:lvlText w:val=""/>
+      <w:lvlJc w:val="left"/>
+      <w:pPr>
+        <w:ind w:left="4680" w:hanging="360"/>
+      </w:pPr>
+      <w:rPr>
+        <w:rFonts w:ascii="Wingdings" w:hAnsi="Wingdings" w:hint="default"/>
+      </w:rPr>
+    </w:lvl>
+    <w:lvl w:ilvl="6" w:tplc="04190001" w:tentative="1">
+      <w:start w:val="1"/>
+      <w:numFmt w:val="bullet"/>
+      <w:lvlText w:val=""/>
+      <w:lvlJc w:val="left"/>
+      <w:pPr>
+        <w:ind w:left="5400" w:hanging="360"/>
+      </w:pPr>
+      <w:rPr>
+        <w:rFonts w:ascii="Symbol" w:hAnsi="Symbol" w:hint="default"/>
+      </w:rPr>
+    </w:lvl>
+    <w:lvl w:ilvl="7" w:tplc="04190003" w:tentative="1">
+      <w:start w:val="1"/>
+      <w:numFmt w:val="bullet"/>
+      <w:lvlText w:val="o"/>
+      <w:lvlJc w:val="left"/>
+      <w:pPr>
+        <w:ind w:left="6120" w:hanging="360"/>
+      </w:pPr>
+      <w:rPr>
+        <w:rFonts w:ascii="Courier New" w:hAnsi="Courier New" w:cs="Courier New" w:hint="default"/>
+      </w:rPr>
+    </w:lvl>
+    <w:lvl w:ilvl="8" w:tplc="04190005" w:tentative="1">
+      <w:start w:val="1"/>
+      <w:numFmt w:val="bullet"/>
+      <w:lvlText w:val=""/>
+      <w:lvlJc w:val="left"/>
+      <w:pPr>
+        <w:ind w:left="6840" w:hanging="360"/>
+      </w:pPr>
+      <w:rPr>
+        <w:rFonts w:ascii="Wingdings" w:hAnsi="Wingdings" w:hint="default"/>
+      </w:rPr>
+    </w:lvl>
+  </w:abstractNum>
+  <w:abstractNum w:abstractNumId="50" w15:restartNumberingAfterBreak="0">
     <w:nsid w:val="7C976E0F"/>
     <w:multiLevelType w:val="multilevel"/>
     <w:tmpl w:val="1CB007CA"/>
@@ -6168,7 +8653,7 @@
       </w:rPr>
     </w:lvl>
   </w:abstractNum>
-  <w:abstractNum w:abstractNumId="47" w15:restartNumberingAfterBreak="0">
+  <w:abstractNum w:abstractNumId="51" w15:restartNumberingAfterBreak="0">
     <w:nsid w:val="7DCD00FA"/>
     <w:multiLevelType w:val="multilevel"/>
     <w:tmpl w:val="34E6C262"/>
@@ -6321,145 +8806,157 @@
     <w:abstractNumId w:val="2"/>
   </w:num>
   <w:num w:numId="2" w16cid:durableId="205334300">
-    <w:abstractNumId w:val="34"/>
+    <w:abstractNumId w:val="37"/>
   </w:num>
   <w:num w:numId="3" w16cid:durableId="332488515">
-    <w:abstractNumId w:val="8"/>
+    <w:abstractNumId w:val="9"/>
   </w:num>
   <w:num w:numId="4" w16cid:durableId="1593247347">
-    <w:abstractNumId w:val="13"/>
+    <w:abstractNumId w:val="14"/>
   </w:num>
   <w:num w:numId="5" w16cid:durableId="1394818749">
-    <w:abstractNumId w:val="9"/>
+    <w:abstractNumId w:val="10"/>
   </w:num>
   <w:num w:numId="6" w16cid:durableId="1307857983">
-    <w:abstractNumId w:val="26"/>
+    <w:abstractNumId w:val="28"/>
   </w:num>
   <w:num w:numId="7" w16cid:durableId="925967067">
-    <w:abstractNumId w:val="32"/>
+    <w:abstractNumId w:val="35"/>
   </w:num>
   <w:num w:numId="8" w16cid:durableId="52000313">
+    <w:abstractNumId w:val="27"/>
+  </w:num>
+  <w:num w:numId="9" w16cid:durableId="951018226">
+    <w:abstractNumId w:val="20"/>
+  </w:num>
+  <w:num w:numId="10" w16cid:durableId="66461775">
     <w:abstractNumId w:val="25"/>
   </w:num>
-  <w:num w:numId="9" w16cid:durableId="951018226">
+  <w:num w:numId="11" w16cid:durableId="1022171437">
+    <w:abstractNumId w:val="11"/>
+  </w:num>
+  <w:num w:numId="12" w16cid:durableId="1711224312">
+    <w:abstractNumId w:val="15"/>
+  </w:num>
+  <w:num w:numId="13" w16cid:durableId="1039742336">
     <w:abstractNumId w:val="18"/>
   </w:num>
-  <w:num w:numId="10" w16cid:durableId="66461775">
-    <w:abstractNumId w:val="23"/>
-  </w:num>
-  <w:num w:numId="11" w16cid:durableId="1022171437">
-    <w:abstractNumId w:val="10"/>
-  </w:num>
-  <w:num w:numId="12" w16cid:durableId="1711224312">
-    <w:abstractNumId w:val="14"/>
-  </w:num>
-  <w:num w:numId="13" w16cid:durableId="1039742336">
-    <w:abstractNumId w:val="17"/>
-  </w:num>
   <w:num w:numId="14" w16cid:durableId="277416445">
-    <w:abstractNumId w:val="36"/>
+    <w:abstractNumId w:val="39"/>
   </w:num>
   <w:num w:numId="15" w16cid:durableId="1618834546">
     <w:abstractNumId w:val="4"/>
   </w:num>
   <w:num w:numId="16" w16cid:durableId="1574662338">
-    <w:abstractNumId w:val="7"/>
+    <w:abstractNumId w:val="8"/>
   </w:num>
   <w:num w:numId="17" w16cid:durableId="422528802">
-    <w:abstractNumId w:val="22"/>
+    <w:abstractNumId w:val="24"/>
   </w:num>
   <w:num w:numId="18" w16cid:durableId="1056708395">
-    <w:abstractNumId w:val="40"/>
+    <w:abstractNumId w:val="43"/>
   </w:num>
   <w:num w:numId="19" w16cid:durableId="172769413">
-    <w:abstractNumId w:val="45"/>
+    <w:abstractNumId w:val="48"/>
   </w:num>
   <w:num w:numId="20" w16cid:durableId="1456294169">
-    <w:abstractNumId w:val="42"/>
+    <w:abstractNumId w:val="45"/>
   </w:num>
   <w:num w:numId="21" w16cid:durableId="475294461">
     <w:abstractNumId w:val="0"/>
   </w:num>
   <w:num w:numId="22" w16cid:durableId="109933805">
+    <w:abstractNumId w:val="50"/>
+  </w:num>
+  <w:num w:numId="23" w16cid:durableId="936711734">
     <w:abstractNumId w:val="46"/>
   </w:num>
-  <w:num w:numId="23" w16cid:durableId="936711734">
-    <w:abstractNumId w:val="43"/>
-  </w:num>
   <w:num w:numId="24" w16cid:durableId="389959277">
-    <w:abstractNumId w:val="31"/>
+    <w:abstractNumId w:val="34"/>
   </w:num>
   <w:num w:numId="25" w16cid:durableId="1528104055">
     <w:abstractNumId w:val="3"/>
   </w:num>
   <w:num w:numId="26" w16cid:durableId="2034723025">
-    <w:abstractNumId w:val="15"/>
+    <w:abstractNumId w:val="16"/>
   </w:num>
   <w:num w:numId="27" w16cid:durableId="55054602">
+    <w:abstractNumId w:val="41"/>
+  </w:num>
+  <w:num w:numId="28" w16cid:durableId="1697657137">
     <w:abstractNumId w:val="38"/>
   </w:num>
-  <w:num w:numId="28" w16cid:durableId="1697657137">
-    <w:abstractNumId w:val="35"/>
-  </w:num>
   <w:num w:numId="29" w16cid:durableId="432359258">
-    <w:abstractNumId w:val="28"/>
+    <w:abstractNumId w:val="30"/>
   </w:num>
   <w:num w:numId="30" w16cid:durableId="251934344">
+    <w:abstractNumId w:val="13"/>
+  </w:num>
+  <w:num w:numId="31" w16cid:durableId="329187390">
+    <w:abstractNumId w:val="29"/>
+  </w:num>
+  <w:num w:numId="32" w16cid:durableId="1416315817">
+    <w:abstractNumId w:val="6"/>
+  </w:num>
+  <w:num w:numId="33" w16cid:durableId="1755853901">
+    <w:abstractNumId w:val="51"/>
+  </w:num>
+  <w:num w:numId="34" w16cid:durableId="1540822684">
+    <w:abstractNumId w:val="22"/>
+  </w:num>
+  <w:num w:numId="35" w16cid:durableId="1087724762">
     <w:abstractNumId w:val="12"/>
   </w:num>
-  <w:num w:numId="31" w16cid:durableId="329187390">
-    <w:abstractNumId w:val="27"/>
+  <w:num w:numId="36" w16cid:durableId="1635596513">
+    <w:abstractNumId w:val="31"/>
   </w:num>
-  <w:num w:numId="32" w16cid:durableId="1416315817">
-    <w:abstractNumId w:val="5"/>
+  <w:num w:numId="37" w16cid:durableId="211036710">
+    <w:abstractNumId w:val="21"/>
   </w:num>
-  <w:num w:numId="33" w16cid:durableId="1755853901">
+  <w:num w:numId="38" w16cid:durableId="1278372463">
     <w:abstractNumId w:val="47"/>
   </w:num>
-  <w:num w:numId="34" w16cid:durableId="1540822684">
-    <w:abstractNumId w:val="20"/>
+  <w:num w:numId="39" w16cid:durableId="1129081443">
+    <w:abstractNumId w:val="36"/>
   </w:num>
-  <w:num w:numId="35" w16cid:durableId="1087724762">
-    <w:abstractNumId w:val="11"/>
-  </w:num>
-  <w:num w:numId="36" w16cid:durableId="1635596513">
-    <w:abstractNumId w:val="29"/>
-  </w:num>
-  <w:num w:numId="37" w16cid:durableId="211036710">
-    <w:abstractNumId w:val="19"/>
-  </w:num>
-  <w:num w:numId="38" w16cid:durableId="1278372463">
-    <w:abstractNumId w:val="44"/>
-  </w:num>
-  <w:num w:numId="39" w16cid:durableId="1129081443">
+  <w:num w:numId="40" w16cid:durableId="462237242">
     <w:abstractNumId w:val="33"/>
   </w:num>
-  <w:num w:numId="40" w16cid:durableId="462237242">
-    <w:abstractNumId w:val="30"/>
-  </w:num>
   <w:num w:numId="41" w16cid:durableId="57871252">
-    <w:abstractNumId w:val="39"/>
+    <w:abstractNumId w:val="42"/>
   </w:num>
   <w:num w:numId="42" w16cid:durableId="2070305525">
-    <w:abstractNumId w:val="24"/>
+    <w:abstractNumId w:val="26"/>
   </w:num>
   <w:num w:numId="43" w16cid:durableId="1327830647">
-    <w:abstractNumId w:val="6"/>
+    <w:abstractNumId w:val="7"/>
   </w:num>
   <w:num w:numId="44" w16cid:durableId="551620274">
-    <w:abstractNumId w:val="16"/>
+    <w:abstractNumId w:val="17"/>
   </w:num>
   <w:num w:numId="45" w16cid:durableId="1818956850">
     <w:abstractNumId w:val="1"/>
   </w:num>
   <w:num w:numId="46" w16cid:durableId="152381123">
-    <w:abstractNumId w:val="21"/>
+    <w:abstractNumId w:val="23"/>
   </w:num>
   <w:num w:numId="47" w16cid:durableId="63837180">
-    <w:abstractNumId w:val="37"/>
+    <w:abstractNumId w:val="40"/>
   </w:num>
   <w:num w:numId="48" w16cid:durableId="931820736">
-    <w:abstractNumId w:val="41"/>
+    <w:abstractNumId w:val="44"/>
+  </w:num>
+  <w:num w:numId="49" w16cid:durableId="801070889">
+    <w:abstractNumId w:val="19"/>
+  </w:num>
+  <w:num w:numId="50" w16cid:durableId="1245214689">
+    <w:abstractNumId w:val="5"/>
+  </w:num>
+  <w:num w:numId="51" w16cid:durableId="252862976">
+    <w:abstractNumId w:val="32"/>
+  </w:num>
+  <w:num w:numId="52" w16cid:durableId="267391957">
+    <w:abstractNumId w:val="49"/>
   </w:num>
   <w:numIdMacAtCleanup w:val="2"/>
 </w:numbering>
@@ -6965,6 +9462,7 @@
   <w:style w:type="character" w:default="1" w:styleId="a0">
     <w:name w:val="Default Paragraph Font"/>
     <w:uiPriority w:val="1"/>
+    <w:semiHidden/>
     <w:unhideWhenUsed/>
   </w:style>
   <w:style w:type="table" w:default="1" w:styleId="a1">
@@ -7379,6 +9877,29 @@
       <w:szCs w:val="24"/>
     </w:rPr>
   </w:style>
+  <w:style w:type="character" w:styleId="af6">
+    <w:name w:val="Hyperlink"/>
+    <w:basedOn w:val="a0"/>
+    <w:uiPriority w:val="99"/>
+    <w:unhideWhenUsed/>
+    <w:rsid w:val="00C62C40"/>
+    <w:rPr>
+      <w:color w:val="0000FF" w:themeColor="hyperlink"/>
+      <w:u w:val="single"/>
+    </w:rPr>
+  </w:style>
+  <w:style w:type="character" w:styleId="af7">
+    <w:name w:val="Unresolved Mention"/>
+    <w:basedOn w:val="a0"/>
+    <w:uiPriority w:val="99"/>
+    <w:semiHidden/>
+    <w:unhideWhenUsed/>
+    <w:rsid w:val="00C62C40"/>
+    <w:rPr>
+      <w:color w:val="605E5C"/>
+      <w:shd w:val="clear" w:color="auto" w:fill="E1DFDD"/>
+    </w:rPr>
+  </w:style>
 </w:styles>
 </file>
 
